--- a/docs/날씨챙겨_서버_개발명세.docx
+++ b/docs/날씨챙겨_서버_개발명세.docx
@@ -70,28 +70,7 @@
         <w:jc w:val="center"/>
       </w:pPr>
       <w:r>
-        <w:rPr>
-          <w:color w:val="5F6B76"/>
-        </w:rPr>
-        <w:t xml:space="preserve">WeatherRuleEngine → LifestyleWeatherEngine → RecommendationEngine </w:t>
-      </w:r>
-      <w:r>
-        <w:rPr>
-          <w:color w:val="5F6B76"/>
-        </w:rPr>
-        <w:t>확장</w:t>
-      </w:r>
-      <w:r>
-        <w:rPr>
-          <w:color w:val="5F6B76"/>
-        </w:rPr>
-        <w:t xml:space="preserve"> </w:t>
-      </w:r>
-      <w:r>
-        <w:rPr>
-          <w:color w:val="5F6B76"/>
-        </w:rPr>
-        <w:t>설계</w:t>
+        <w:t>시간대별 WeatherRuleEngine + 생활 문구 카탈로그 확장 설계</w:t>
       </w:r>
     </w:p>
     <w:p>
@@ -100,18 +79,7 @@
         <w:jc w:val="center"/>
       </w:pPr>
       <w:r>
-        <w:rPr>
-          <w:color w:val="5F6B76"/>
-          <w:sz w:val="19"/>
-        </w:rPr>
-        <w:t>개정일</w:t>
-      </w:r>
-      <w:r>
-        <w:rPr>
-          <w:color w:val="5F6B76"/>
-          <w:sz w:val="19"/>
-        </w:rPr>
-        <w:t xml:space="preserve"> 2026-08-11</w:t>
+        <w:t>개정일 2026-08-18</w:t>
       </w:r>
     </w:p>
     <w:p>
@@ -1576,156 +1544,7 @@
         <w:ind w:left="57" w:hanging="57"/>
       </w:pPr>
       <w:r>
-        <w:rPr>
-          <w:b/>
-          <w:color w:val="5F6B76"/>
-          <w:sz w:val="20"/>
-        </w:rPr>
-        <w:t xml:space="preserve">1.  </w:t>
-      </w:r>
-      <w:r>
-        <w:rPr>
-          <w:sz w:val="20"/>
-        </w:rPr>
-        <w:t>강수확률</w:t>
-      </w:r>
-      <w:r>
-        <w:rPr>
-          <w:sz w:val="20"/>
-        </w:rPr>
-        <w:t xml:space="preserve"> </w:t>
-      </w:r>
-      <w:r>
-        <w:rPr>
-          <w:sz w:val="20"/>
-        </w:rPr>
-        <w:t>및</w:t>
-      </w:r>
-      <w:r>
-        <w:rPr>
-          <w:sz w:val="20"/>
-        </w:rPr>
-        <w:t xml:space="preserve"> </w:t>
-      </w:r>
-      <w:r>
-        <w:rPr>
-          <w:sz w:val="20"/>
-        </w:rPr>
-        <w:t>강수량에</w:t>
-      </w:r>
-      <w:r>
-        <w:rPr>
-          <w:sz w:val="20"/>
-        </w:rPr>
-        <w:t xml:space="preserve"> </w:t>
-      </w:r>
-      <w:r>
-        <w:rPr>
-          <w:sz w:val="20"/>
-        </w:rPr>
-        <w:t>따라</w:t>
-      </w:r>
-      <w:r>
-        <w:rPr>
-          <w:sz w:val="20"/>
-        </w:rPr>
-        <w:t xml:space="preserve"> </w:t>
-      </w:r>
-      <w:r>
-        <w:rPr>
-          <w:sz w:val="20"/>
-        </w:rPr>
-        <w:t>우산</w:t>
-      </w:r>
-      <w:r>
-        <w:rPr>
-          <w:sz w:val="20"/>
-        </w:rPr>
-        <w:t xml:space="preserve"> </w:t>
-      </w:r>
-      <w:r>
-        <w:rPr>
-          <w:sz w:val="20"/>
-        </w:rPr>
-        <w:t>챙기기</w:t>
-      </w:r>
-      <w:r>
-        <w:rPr>
-          <w:sz w:val="20"/>
-        </w:rPr>
-        <w:t xml:space="preserve"> </w:t>
-      </w:r>
-      <w:r>
-        <w:rPr>
-          <w:sz w:val="20"/>
-        </w:rPr>
-        <w:t>알림</w:t>
-      </w:r>
-      <w:r>
-        <w:rPr>
-          <w:sz w:val="20"/>
-        </w:rPr>
-        <w:t xml:space="preserve"> </w:t>
-      </w:r>
-      <w:r>
-        <w:rPr>
-          <w:sz w:val="20"/>
-        </w:rPr>
-        <w:t>발송</w:t>
-      </w:r>
-      <w:r>
-        <w:rPr>
-          <w:sz w:val="20"/>
-        </w:rPr>
-        <w:t xml:space="preserve">. </w:t>
-      </w:r>
-      <w:r>
-        <w:rPr>
-          <w:sz w:val="20"/>
-        </w:rPr>
-        <w:t>운영</w:t>
-      </w:r>
-      <w:r>
-        <w:rPr>
-          <w:sz w:val="20"/>
-        </w:rPr>
-        <w:t xml:space="preserve"> </w:t>
-      </w:r>
-      <w:r>
-        <w:rPr>
-          <w:sz w:val="20"/>
-        </w:rPr>
-        <w:t>기준은</w:t>
-      </w:r>
-      <w:r>
-        <w:rPr>
-          <w:sz w:val="20"/>
-        </w:rPr>
-        <w:t xml:space="preserve"> </w:t>
-      </w:r>
-      <w:r>
-        <w:rPr>
-          <w:sz w:val="20"/>
-        </w:rPr>
-        <w:t>추후</w:t>
-      </w:r>
-      <w:r>
-        <w:rPr>
-          <w:sz w:val="20"/>
-        </w:rPr>
-        <w:t xml:space="preserve"> </w:t>
-      </w:r>
-      <w:r>
-        <w:rPr>
-          <w:sz w:val="20"/>
-        </w:rPr>
-        <w:t>결정한다</w:t>
-      </w:r>
-      <w:r>
-        <w:rPr>
-          <w:sz w:val="20"/>
-        </w:rPr>
-        <w:t>.</w:t>
+        <w:t>1. 시간대별 강수확률·강수량을 함께 평가해 우산 챙기기 알림을 생성한다. MVP 초기 기준은 22장을 따른다.</w:t>
       </w:r>
     </w:p>
     <w:p>
@@ -1733,156 +1552,7 @@
         <w:ind w:left="57" w:hanging="57"/>
       </w:pPr>
       <w:r>
-        <w:rPr>
-          <w:b/>
-          <w:color w:val="5F6B76"/>
-          <w:sz w:val="20"/>
-        </w:rPr>
-        <w:t xml:space="preserve">2.  </w:t>
-      </w:r>
-      <w:r>
-        <w:rPr>
-          <w:sz w:val="20"/>
-        </w:rPr>
-        <w:t>기온</w:t>
-      </w:r>
-      <w:r>
-        <w:rPr>
-          <w:sz w:val="20"/>
-        </w:rPr>
-        <w:t xml:space="preserve"> </w:t>
-      </w:r>
-      <w:r>
-        <w:rPr>
-          <w:sz w:val="20"/>
-        </w:rPr>
-        <w:t>및</w:t>
-      </w:r>
-      <w:r>
-        <w:rPr>
-          <w:sz w:val="20"/>
-        </w:rPr>
-        <w:t xml:space="preserve"> </w:t>
-      </w:r>
-      <w:r>
-        <w:rPr>
-          <w:sz w:val="20"/>
-        </w:rPr>
-        <w:t>자외선에</w:t>
-      </w:r>
-      <w:r>
-        <w:rPr>
-          <w:sz w:val="20"/>
-        </w:rPr>
-        <w:t xml:space="preserve"> </w:t>
-      </w:r>
-      <w:r>
-        <w:rPr>
-          <w:sz w:val="20"/>
-        </w:rPr>
-        <w:t>따라</w:t>
-      </w:r>
-      <w:r>
-        <w:rPr>
-          <w:sz w:val="20"/>
-        </w:rPr>
-        <w:t xml:space="preserve"> </w:t>
-      </w:r>
-      <w:r>
-        <w:rPr>
-          <w:sz w:val="20"/>
-        </w:rPr>
-        <w:t>양산</w:t>
-      </w:r>
-      <w:r>
-        <w:rPr>
-          <w:sz w:val="20"/>
-        </w:rPr>
-        <w:t xml:space="preserve"> </w:t>
-      </w:r>
-      <w:r>
-        <w:rPr>
-          <w:sz w:val="20"/>
-        </w:rPr>
-        <w:t>챙기기</w:t>
-      </w:r>
-      <w:r>
-        <w:rPr>
-          <w:sz w:val="20"/>
-        </w:rPr>
-        <w:t xml:space="preserve"> </w:t>
-      </w:r>
-      <w:r>
-        <w:rPr>
-          <w:sz w:val="20"/>
-        </w:rPr>
-        <w:t>알림</w:t>
-      </w:r>
-      <w:r>
-        <w:rPr>
-          <w:sz w:val="20"/>
-        </w:rPr>
-        <w:t xml:space="preserve"> </w:t>
-      </w:r>
-      <w:r>
-        <w:rPr>
-          <w:sz w:val="20"/>
-        </w:rPr>
-        <w:t>발송</w:t>
-      </w:r>
-      <w:r>
-        <w:rPr>
-          <w:sz w:val="20"/>
-        </w:rPr>
-        <w:t xml:space="preserve">. </w:t>
-      </w:r>
-      <w:r>
-        <w:rPr>
-          <w:sz w:val="20"/>
-        </w:rPr>
-        <w:t>운영</w:t>
-      </w:r>
-      <w:r>
-        <w:rPr>
-          <w:sz w:val="20"/>
-        </w:rPr>
-        <w:t xml:space="preserve"> </w:t>
-      </w:r>
-      <w:r>
-        <w:rPr>
-          <w:sz w:val="20"/>
-        </w:rPr>
-        <w:t>기준은</w:t>
-      </w:r>
-      <w:r>
-        <w:rPr>
-          <w:sz w:val="20"/>
-        </w:rPr>
-        <w:t xml:space="preserve"> </w:t>
-      </w:r>
-      <w:r>
-        <w:rPr>
-          <w:sz w:val="20"/>
-        </w:rPr>
-        <w:t>추후</w:t>
-      </w:r>
-      <w:r>
-        <w:rPr>
-          <w:sz w:val="20"/>
-        </w:rPr>
-        <w:t xml:space="preserve"> </w:t>
-      </w:r>
-      <w:r>
-        <w:rPr>
-          <w:sz w:val="20"/>
-        </w:rPr>
-        <w:t>결정한다</w:t>
-      </w:r>
-      <w:r>
-        <w:rPr>
-          <w:sz w:val="20"/>
-        </w:rPr>
-        <w:t>.</w:t>
+        <w:t>2. 시간대별 기온·체감온도·자외선·노출 시간대를 조합해 양산·물·선크림 추천을 생성한다. MVP 초기 기준은 22장을 따른다.</w:t>
       </w:r>
     </w:p>
     <w:p>
@@ -1890,156 +1560,7 @@
         <w:ind w:left="57" w:hanging="57"/>
       </w:pPr>
       <w:r>
-        <w:rPr>
-          <w:b/>
-          <w:color w:val="5F6B76"/>
-          <w:sz w:val="20"/>
-        </w:rPr>
-        <w:t xml:space="preserve">3.  </w:t>
-      </w:r>
-      <w:r>
-        <w:rPr>
-          <w:sz w:val="20"/>
-        </w:rPr>
-        <w:t>강설</w:t>
-      </w:r>
-      <w:r>
-        <w:rPr>
-          <w:sz w:val="20"/>
-        </w:rPr>
-        <w:t xml:space="preserve"> </w:t>
-      </w:r>
-      <w:r>
-        <w:rPr>
-          <w:sz w:val="20"/>
-        </w:rPr>
-        <w:t>가능성과</w:t>
-      </w:r>
-      <w:r>
-        <w:rPr>
-          <w:sz w:val="20"/>
-        </w:rPr>
-        <w:t xml:space="preserve"> </w:t>
-      </w:r>
-      <w:r>
-        <w:rPr>
-          <w:sz w:val="20"/>
-        </w:rPr>
-        <w:t>강설량에</w:t>
-      </w:r>
-      <w:r>
-        <w:rPr>
-          <w:sz w:val="20"/>
-        </w:rPr>
-        <w:t xml:space="preserve"> </w:t>
-      </w:r>
-      <w:r>
-        <w:rPr>
-          <w:sz w:val="20"/>
-        </w:rPr>
-        <w:t>따라</w:t>
-      </w:r>
-      <w:r>
-        <w:rPr>
-          <w:sz w:val="20"/>
-        </w:rPr>
-        <w:t xml:space="preserve"> </w:t>
-      </w:r>
-      <w:r>
-        <w:rPr>
-          <w:sz w:val="20"/>
-        </w:rPr>
-        <w:t>폭설</w:t>
-      </w:r>
-      <w:r>
-        <w:rPr>
-          <w:sz w:val="20"/>
-        </w:rPr>
-        <w:t xml:space="preserve"> </w:t>
-      </w:r>
-      <w:r>
-        <w:rPr>
-          <w:sz w:val="20"/>
-        </w:rPr>
-        <w:t>주의</w:t>
-      </w:r>
-      <w:r>
-        <w:rPr>
-          <w:sz w:val="20"/>
-        </w:rPr>
-        <w:t xml:space="preserve"> </w:t>
-      </w:r>
-      <w:r>
-        <w:rPr>
-          <w:sz w:val="20"/>
-        </w:rPr>
-        <w:t>알림</w:t>
-      </w:r>
-      <w:r>
-        <w:rPr>
-          <w:sz w:val="20"/>
-        </w:rPr>
-        <w:t xml:space="preserve"> </w:t>
-      </w:r>
-      <w:r>
-        <w:rPr>
-          <w:sz w:val="20"/>
-        </w:rPr>
-        <w:t>발송</w:t>
-      </w:r>
-      <w:r>
-        <w:rPr>
-          <w:sz w:val="20"/>
-        </w:rPr>
-        <w:t xml:space="preserve">. </w:t>
-      </w:r>
-      <w:r>
-        <w:rPr>
-          <w:sz w:val="20"/>
-        </w:rPr>
-        <w:t>운영</w:t>
-      </w:r>
-      <w:r>
-        <w:rPr>
-          <w:sz w:val="20"/>
-        </w:rPr>
-        <w:t xml:space="preserve"> </w:t>
-      </w:r>
-      <w:r>
-        <w:rPr>
-          <w:sz w:val="20"/>
-        </w:rPr>
-        <w:t>기준은</w:t>
-      </w:r>
-      <w:r>
-        <w:rPr>
-          <w:sz w:val="20"/>
-        </w:rPr>
-        <w:t xml:space="preserve"> </w:t>
-      </w:r>
-      <w:r>
-        <w:rPr>
-          <w:sz w:val="20"/>
-        </w:rPr>
-        <w:t>추후</w:t>
-      </w:r>
-      <w:r>
-        <w:rPr>
-          <w:sz w:val="20"/>
-        </w:rPr>
-        <w:t xml:space="preserve"> </w:t>
-      </w:r>
-      <w:r>
-        <w:rPr>
-          <w:sz w:val="20"/>
-        </w:rPr>
-        <w:t>결정한다</w:t>
-      </w:r>
-      <w:r>
-        <w:rPr>
-          <w:sz w:val="20"/>
-        </w:rPr>
-        <w:t>.</w:t>
+        <w:t>3. 시간대별 강설 가능성·강설량·체감온도를 조합해 눈길 및 폭설 주의를 생성한다. MVP 초기 기준은 22장을 따른다.</w:t>
       </w:r>
     </w:p>
     <w:p>
@@ -5070,188 +4591,7 @@
         <w:ind w:left="170" w:right="113"/>
       </w:pPr>
       <w:r>
-        <w:rPr>
-          <w:b/>
-          <w:color w:val="A65D00"/>
-          <w:sz w:val="19"/>
-        </w:rPr>
-        <w:t>주의</w:t>
-      </w:r>
-      <w:r>
-        <w:rPr>
-          <w:b/>
-          <w:color w:val="A65D00"/>
-          <w:sz w:val="19"/>
-        </w:rPr>
-        <w:t xml:space="preserve">  </w:t>
-      </w:r>
-      <w:r>
-        <w:rPr>
-          <w:sz w:val="19"/>
-        </w:rPr>
-        <w:t>모든</w:t>
-      </w:r>
-      <w:r>
-        <w:rPr>
-          <w:sz w:val="19"/>
-        </w:rPr>
-        <w:t xml:space="preserve"> Threshold</w:t>
-      </w:r>
-      <w:r>
-        <w:rPr>
-          <w:sz w:val="19"/>
-        </w:rPr>
-        <w:t>는</w:t>
-      </w:r>
-      <w:r>
-        <w:rPr>
-          <w:sz w:val="19"/>
-        </w:rPr>
-        <w:t xml:space="preserve"> TBD</w:t>
-      </w:r>
-      <w:r>
-        <w:rPr>
-          <w:sz w:val="19"/>
-        </w:rPr>
-        <w:t>이다</w:t>
-      </w:r>
-      <w:r>
-        <w:rPr>
-          <w:sz w:val="19"/>
-        </w:rPr>
-        <w:t xml:space="preserve">. </w:t>
-      </w:r>
-      <w:r>
-        <w:rPr>
-          <w:sz w:val="19"/>
-        </w:rPr>
-        <w:t>개발용</w:t>
-      </w:r>
-      <w:r>
-        <w:rPr>
-          <w:sz w:val="19"/>
-        </w:rPr>
-        <w:t xml:space="preserve"> </w:t>
-      </w:r>
-      <w:r>
-        <w:rPr>
-          <w:sz w:val="19"/>
-        </w:rPr>
-        <w:t>임시값을</w:t>
-      </w:r>
-      <w:r>
-        <w:rPr>
-          <w:sz w:val="19"/>
-        </w:rPr>
-        <w:t xml:space="preserve"> </w:t>
-      </w:r>
-      <w:r>
-        <w:rPr>
-          <w:sz w:val="19"/>
-        </w:rPr>
-        <w:t>사용하더라도</w:t>
-      </w:r>
-      <w:r>
-        <w:rPr>
-          <w:sz w:val="19"/>
-        </w:rPr>
-        <w:t xml:space="preserve"> Config</w:t>
-      </w:r>
-      <w:r>
-        <w:rPr>
-          <w:sz w:val="19"/>
-        </w:rPr>
-        <w:t>에</w:t>
-      </w:r>
-      <w:r>
-        <w:rPr>
-          <w:sz w:val="19"/>
-        </w:rPr>
-        <w:t xml:space="preserve"> </w:t>
-      </w:r>
-      <w:r>
-        <w:rPr>
-          <w:sz w:val="19"/>
-        </w:rPr>
-        <w:t>두고</w:t>
-      </w:r>
-      <w:r>
-        <w:rPr>
-          <w:sz w:val="19"/>
-        </w:rPr>
-        <w:t xml:space="preserve"> TODO/TBD</w:t>
-      </w:r>
-      <w:r>
-        <w:rPr>
-          <w:sz w:val="19"/>
-        </w:rPr>
-        <w:t>로</w:t>
-      </w:r>
-      <w:r>
-        <w:rPr>
-          <w:sz w:val="19"/>
-        </w:rPr>
-        <w:t xml:space="preserve"> </w:t>
-      </w:r>
-      <w:r>
-        <w:rPr>
-          <w:sz w:val="19"/>
-        </w:rPr>
-        <w:t>표시하며</w:t>
-      </w:r>
-      <w:r>
-        <w:rPr>
-          <w:sz w:val="19"/>
-        </w:rPr>
-        <w:t xml:space="preserve"> </w:t>
-      </w:r>
-      <w:r>
-        <w:rPr>
-          <w:sz w:val="19"/>
-        </w:rPr>
-        <w:t>운영</w:t>
-      </w:r>
-      <w:r>
-        <w:rPr>
-          <w:sz w:val="19"/>
-        </w:rPr>
-        <w:t xml:space="preserve"> </w:t>
-      </w:r>
-      <w:r>
-        <w:rPr>
-          <w:sz w:val="19"/>
-        </w:rPr>
-        <w:t>기준으로</w:t>
-      </w:r>
-      <w:r>
-        <w:rPr>
-          <w:sz w:val="19"/>
-        </w:rPr>
-        <w:t xml:space="preserve"> </w:t>
-      </w:r>
-      <w:r>
-        <w:rPr>
-          <w:sz w:val="19"/>
-        </w:rPr>
-        <w:t>확정하지</w:t>
-      </w:r>
-      <w:r>
-        <w:rPr>
-          <w:sz w:val="19"/>
-        </w:rPr>
-        <w:t xml:space="preserve"> </w:t>
-      </w:r>
-      <w:r>
-        <w:rPr>
-          <w:sz w:val="19"/>
-        </w:rPr>
-        <w:t>않는다</w:t>
-      </w:r>
-      <w:r>
-        <w:rPr>
-          <w:sz w:val="19"/>
-        </w:rPr>
-        <w:t>.</w:t>
+        <w:t>주의 22장의 값은 MVP 제품 동작을 일관되게 만드는 초기 운영 초안이다. 공식 특보나 의료 조언을 대체하지 않으며, Provider 검증과 사용자 피드백 후 버전이 있는 Config로 조정한다.</w:t>
       </w:r>
     </w:p>
     <w:p>
@@ -11445,127 +10785,7 @@
         <w:shd w:val="clear" w:color="auto" w:fill="F4F6F8"/>
       </w:pPr>
       <w:r>
-        <w:t>{</w:t>
-      </w:r>
-      <w:r>
-        <w:br/>
-      </w:r>
-      <w:r>
-        <w:t xml:space="preserve">  "recommendations": [</w:t>
-      </w:r>
-      <w:r>
-        <w:br/>
-      </w:r>
-      <w:r>
-        <w:t xml:space="preserve">    {"type":"UMBRELLA","recommended":true,"priority":90},</w:t>
-      </w:r>
-      <w:r>
-        <w:br/>
-      </w:r>
-      <w:r>
-        <w:t xml:space="preserve">    {"type":"WATER","recommended":true,"priority":70},</w:t>
-      </w:r>
-      <w:r>
-        <w:br/>
-      </w:r>
-      <w:r>
-        <w:t xml:space="preserve">    {"type":"SUNSCREEN","recommended":true,"priority":65},</w:t>
-      </w:r>
-      <w:r>
-        <w:br/>
-      </w:r>
-      <w:r>
-        <w:t xml:space="preserve">    {"type":"OUTERWEAR","recommended":false,"priority":0}</w:t>
-      </w:r>
-      <w:r>
-        <w:br/>
-      </w:r>
-      <w:r>
-        <w:t xml:space="preserve">  ],</w:t>
-      </w:r>
-      <w:r>
-        <w:br/>
-      </w:r>
-      <w:r>
-        <w:t xml:space="preserve">  "lifestyleMessages": [</w:t>
-      </w:r>
-      <w:r>
-        <w:br/>
-      </w:r>
-      <w:r>
-        <w:t xml:space="preserve">    {"type":"VERY_HOT_AND_HUMID","title":"</w:t>
-      </w:r>
-      <w:r>
-        <w:t>땀이</w:t>
-      </w:r>
-      <w:r>
-        <w:t xml:space="preserve"> </w:t>
-      </w:r>
-      <w:r>
-        <w:t>비</w:t>
-      </w:r>
-      <w:r>
-        <w:t xml:space="preserve"> </w:t>
-      </w:r>
-      <w:r>
-        <w:t>오듯</w:t>
-      </w:r>
-      <w:r>
-        <w:t xml:space="preserve"> </w:t>
-      </w:r>
-      <w:r>
-        <w:t>나는</w:t>
-      </w:r>
-      <w:r>
-        <w:t xml:space="preserve"> </w:t>
-      </w:r>
-      <w:r>
-        <w:t>날</w:t>
-      </w:r>
-      <w:r>
-        <w:t>"},</w:t>
-      </w:r>
-      <w:r>
-        <w:br/>
-      </w:r>
-      <w:r>
-        <w:t xml:space="preserve">    {"type":"LAUNDRY_GOOD","title":"</w:t>
-      </w:r>
-      <w:r>
-        <w:t>빨래가</w:t>
-      </w:r>
-      <w:r>
-        <w:t xml:space="preserve"> </w:t>
-      </w:r>
-      <w:r>
-        <w:t>잘</w:t>
-      </w:r>
-      <w:r>
-        <w:t xml:space="preserve"> </w:t>
-      </w:r>
-      <w:r>
-        <w:t>마르는</w:t>
-      </w:r>
-      <w:r>
-        <w:t xml:space="preserve"> </w:t>
-      </w:r>
-      <w:r>
-        <w:t>날</w:t>
-      </w:r>
-      <w:r>
-        <w:t>"}</w:t>
-      </w:r>
-      <w:r>
-        <w:br/>
-      </w:r>
-      <w:r>
-        <w:t xml:space="preserve">  ]</w:t>
-      </w:r>
-      <w:r>
-        <w:br/>
-      </w:r>
-      <w:r>
-        <w:t>}</w:t>
+        <w:t>{ "current": { "temperature":29.5, "apparentTemperature":32.1 }, "hourly": [ { "observedAt":"2026-08-18T18:00:00+09:00", "temperature":27, "apparentTemperature":29, "precipitationProbability":75, "precipitationAmount":3.2, "snowProbability":0, "snowfallAmount":0, "windSpeed":5.8 } ], "recommendations": [ {"type":"UMBRELLA","recommended":true,"priority":90} ], "lifestyleMessages": [ {"type":"LAUNDRY_GOOD","title":"빨래는 오전에 끝내요"} ] }</w:t>
       </w:r>
     </w:p>
     <w:p>
@@ -13014,130 +12234,7 @@
         <w:shd w:val="clear" w:color="auto" w:fill="F4F6F8"/>
       </w:pPr>
       <w:r>
-        <w:t>interface WeatherRuleConfig {</w:t>
-      </w:r>
-      <w:r>
-        <w:br/>
-      </w:r>
-      <w:r>
-        <w:t xml:space="preserve">  umbrella: UmbrellaRuleConfig;</w:t>
-      </w:r>
-      <w:r>
-        <w:br/>
-      </w:r>
-      <w:r>
-        <w:t xml:space="preserve">  parasol: ParasolRuleConfig;</w:t>
-      </w:r>
-      <w:r>
-        <w:br/>
-      </w:r>
-      <w:r>
-        <w:t xml:space="preserve">  snow: SnowRuleConfig;</w:t>
-      </w:r>
-      <w:r>
-        <w:br/>
-      </w:r>
-      <w:r>
-        <w:t xml:space="preserve">  outerwear: OuterwearRuleConfig;</w:t>
-      </w:r>
-      <w:r>
-        <w:br/>
-      </w:r>
-      <w:r>
-        <w:t xml:space="preserve">  mask: MaskRuleConfig;</w:t>
-      </w:r>
-      <w:r>
-        <w:br/>
-      </w:r>
-      <w:r>
-        <w:t xml:space="preserve">  hydration: HydrationRuleConfig;</w:t>
-      </w:r>
-      <w:r>
-        <w:br/>
-      </w:r>
-      <w:r>
-        <w:t xml:space="preserve">  sunscreen: SunscreenRuleConfig;</w:t>
-      </w:r>
-      <w:r>
-        <w:br/>
-      </w:r>
-      <w:r>
-        <w:t xml:space="preserve">  laundry: LaundryRuleConfig;</w:t>
-      </w:r>
-      <w:r>
-        <w:br/>
-      </w:r>
-      <w:r>
-        <w:t>}</w:t>
-      </w:r>
-      <w:r>
-        <w:br/>
-      </w:r>
-      <w:r>
-        <w:br/>
-      </w:r>
-      <w:r>
-        <w:t xml:space="preserve">// </w:t>
-      </w:r>
-      <w:r>
-        <w:t>실제</w:t>
-      </w:r>
-      <w:r>
-        <w:t xml:space="preserve"> threshold </w:t>
-      </w:r>
-      <w:r>
-        <w:t>값은</w:t>
-      </w:r>
-      <w:r>
-        <w:t xml:space="preserve"> TBD.</w:t>
-      </w:r>
-      <w:r>
-        <w:br/>
-      </w:r>
-      <w:r>
-        <w:t xml:space="preserve">// </w:t>
-      </w:r>
-      <w:r>
-        <w:t>운영</w:t>
-      </w:r>
-      <w:r>
-        <w:t xml:space="preserve"> </w:t>
-      </w:r>
-      <w:r>
-        <w:t>전</w:t>
-      </w:r>
-      <w:r>
-        <w:t xml:space="preserve"> </w:t>
-      </w:r>
-      <w:r>
-        <w:t>기상</w:t>
-      </w:r>
-      <w:r>
-        <w:t xml:space="preserve"> </w:t>
-      </w:r>
-      <w:r>
-        <w:t>데이터와</w:t>
-      </w:r>
-      <w:r>
-        <w:t xml:space="preserve"> </w:t>
-      </w:r>
-      <w:r>
-        <w:t>사용자</w:t>
-      </w:r>
-      <w:r>
-        <w:t xml:space="preserve"> </w:t>
-      </w:r>
-      <w:r>
-        <w:t>피드백으로</w:t>
-      </w:r>
-      <w:r>
-        <w:t xml:space="preserve"> </w:t>
-      </w:r>
-      <w:r>
-        <w:t>결정한다</w:t>
-      </w:r>
-      <w:r>
-        <w:t>.</w:t>
+        <w:t>interface WeatherRuleConfig { version: string; rain: RainRuleConfig; snow: SnowRuleConfig; heat: HeatRuleConfig; cold: ColdRuleConfig; wind: WindRuleConfig; uv: UvRuleConfig; airQuality: AirQualityRuleConfig; laundry: LaundryRuleConfig; ventilation: VentilationRuleConfig; aggregation: { consecutiveSlots: number; releaseSlots: number; }; } // 초기값은 22장, 실제 배포값은 서버 Config 버전으로 관리</w:t>
       </w:r>
     </w:p>
     <w:p>
@@ -14887,144 +13984,2172 @@
         <w:ind w:left="57" w:hanging="57"/>
       </w:pPr>
       <w:r>
-        <w:rPr>
-          <w:b/>
-          <w:color w:val="5F6B76"/>
-          <w:sz w:val="20"/>
-        </w:rPr>
-        <w:t xml:space="preserve">8.  </w:t>
-      </w:r>
-      <w:r>
-        <w:rPr>
-          <w:sz w:val="20"/>
-        </w:rPr>
-        <w:t>알림</w:t>
-      </w:r>
-      <w:r>
-        <w:rPr>
-          <w:sz w:val="20"/>
-        </w:rPr>
-        <w:t xml:space="preserve"> </w:t>
-      </w:r>
-      <w:r>
-        <w:rPr>
-          <w:sz w:val="20"/>
-        </w:rPr>
-        <w:t>기준</w:t>
-      </w:r>
-      <w:r>
-        <w:rPr>
-          <w:sz w:val="20"/>
-        </w:rPr>
-        <w:t xml:space="preserve"> Threshold</w:t>
-      </w:r>
-      <w:r>
-        <w:rPr>
-          <w:sz w:val="20"/>
-        </w:rPr>
-        <w:t>는</w:t>
-      </w:r>
-      <w:r>
-        <w:rPr>
-          <w:sz w:val="20"/>
-        </w:rPr>
-        <w:t xml:space="preserve"> </w:t>
-      </w:r>
-      <w:r>
-        <w:rPr>
-          <w:sz w:val="20"/>
-        </w:rPr>
-        <w:t>하드코딩된</w:t>
-      </w:r>
-      <w:r>
-        <w:rPr>
-          <w:sz w:val="20"/>
-        </w:rPr>
-        <w:t xml:space="preserve"> </w:t>
-      </w:r>
-      <w:r>
-        <w:rPr>
-          <w:sz w:val="20"/>
-        </w:rPr>
-        <w:t>운영</w:t>
-      </w:r>
-      <w:r>
-        <w:rPr>
-          <w:sz w:val="20"/>
-        </w:rPr>
-        <w:t xml:space="preserve"> </w:t>
-      </w:r>
-      <w:r>
-        <w:rPr>
-          <w:sz w:val="20"/>
-        </w:rPr>
-        <w:t>상수가</w:t>
-      </w:r>
-      <w:r>
-        <w:rPr>
-          <w:sz w:val="20"/>
-        </w:rPr>
-        <w:t xml:space="preserve"> </w:t>
-      </w:r>
-      <w:r>
-        <w:rPr>
-          <w:sz w:val="20"/>
-        </w:rPr>
-        <w:t>아니라</w:t>
-      </w:r>
-      <w:r>
-        <w:rPr>
-          <w:sz w:val="20"/>
-        </w:rPr>
-        <w:t xml:space="preserve"> </w:t>
-      </w:r>
-      <w:r>
-        <w:rPr>
-          <w:sz w:val="20"/>
-        </w:rPr>
-        <w:t>변경</w:t>
-      </w:r>
-      <w:r>
-        <w:rPr>
-          <w:sz w:val="20"/>
-        </w:rPr>
-        <w:t xml:space="preserve"> </w:t>
-      </w:r>
-      <w:r>
-        <w:rPr>
-          <w:sz w:val="20"/>
-        </w:rPr>
-        <w:t>가능한</w:t>
-      </w:r>
-      <w:r>
-        <w:rPr>
-          <w:sz w:val="20"/>
-        </w:rPr>
-        <w:t xml:space="preserve"> Config</w:t>
-      </w:r>
-      <w:r>
-        <w:rPr>
-          <w:sz w:val="20"/>
-        </w:rPr>
-        <w:t>로</w:t>
-      </w:r>
-      <w:r>
-        <w:rPr>
-          <w:sz w:val="20"/>
-        </w:rPr>
-        <w:t xml:space="preserve"> </w:t>
-      </w:r>
-      <w:r>
-        <w:rPr>
-          <w:sz w:val="20"/>
-        </w:rPr>
-        <w:t>관리된다</w:t>
-      </w:r>
-      <w:r>
-        <w:rPr>
-          <w:sz w:val="20"/>
-        </w:rPr>
-        <w:t>.</w:t>
+        <w:t>8. 알림 기준 Threshold와 문구 카탈로그는 앱 재배포 없이 변경 가능한 서버 Config/카탈로그로 관리되고 버전과 적용일을 추적한다.</w:t>
+      </w:r>
+    </w:p>
+    <w:p>
+      <w:r>
+        <w:br w:type="page"/>
+      </w:r>
+    </w:p>
+    <w:p>
+      <w:pPr>
+        <w:pStyle w:val="1"/>
+      </w:pPr>
+      <w:r>
+        <w:t>22. 시간대별 판단 기준 v1</w:t>
+      </w:r>
+    </w:p>
+    <w:p>
+      <w:r>
+        <w:t>다음 기준은 MVP에서 동일 입력에 동일 결과를 내기 위한 제품 기본값이다. 공식 기상 특보, 재난 알림, 의료·건강 조언을 대체하지 않는다. 운영 전 Provider 단위와 지역별 데이터 품질을 검증하고 configVersion과 effectiveFrom을 함께 저장한다.</w:t>
+      </w:r>
+    </w:p>
+    <w:p>
+      <w:pPr>
+        <w:pStyle w:val="21"/>
+      </w:pPr>
+      <w:r>
+        <w:t>22.1 시간 구간과 집계</w:t>
+      </w:r>
+    </w:p>
+    <w:tbl>
+      <w:tblPr>
+        <w:tblStyle w:val="af9"/>
+        <w:tblW w:type="dxa" w:w="10100"/>
+        <w:tblLayout w:type="fixed"/>
+        <w:tblLook w:firstColumn="1" w:firstRow="1" w:lastColumn="0" w:lastRow="0" w:noHBand="0" w:noVBand="1" w:val="04A0"/>
+        <w:tblInd w:type="dxa" w:w="120"/>
+      </w:tblPr>
+      <w:tblGrid>
+        <w:gridCol w:w="1500"/>
+        <w:gridCol w:w="1700"/>
+        <w:gridCol w:w="2200"/>
+        <w:gridCol w:w="4700"/>
+      </w:tblGrid>
+      <w:tr>
+        <w:trPr>
+          <w:tblHeader w:val="true"/>
+        </w:trPr>
+        <w:tc>
+          <w:tcPr>
+            <w:tcW w:type="dxa" w:w="2"/>
+            <w:vAlign w:val="center"/>
+          </w:tcPr>
+          <w:p>
+            <w:r>
+              <w:rPr>
+                <w:b/>
+                <w:sz w:val="17"/>
+              </w:rPr>
+              <w:t>구간</w:t>
+            </w:r>
+          </w:p>
+        </w:tc>
+        <w:tc>
+          <w:tcPr>
+            <w:tcW w:type="dxa" w:w="3"/>
+            <w:vAlign w:val="center"/>
+          </w:tcPr>
+          <w:p>
+            <w:r>
+              <w:rPr>
+                <w:b/>
+                <w:sz w:val="17"/>
+              </w:rPr>
+              <w:t>로컬 시간</w:t>
+            </w:r>
+          </w:p>
+        </w:tc>
+        <w:tc>
+          <w:tcPr>
+            <w:tcW w:type="dxa" w:w="3"/>
+            <w:vAlign w:val="center"/>
+          </w:tcPr>
+          <w:p>
+            <w:r>
+              <w:rPr>
+                <w:b/>
+                <w:sz w:val="17"/>
+              </w:rPr>
+              <w:t>기본 문구</w:t>
+            </w:r>
+          </w:p>
+        </w:tc>
+        <w:tc>
+          <w:tcPr>
+            <w:tcW w:type="dxa" w:w="7"/>
+            <w:vAlign w:val="center"/>
+          </w:tcPr>
+          <w:p>
+            <w:r>
+              <w:rPr>
+                <w:b/>
+                <w:sz w:val="17"/>
+              </w:rPr>
+              <w:t>용도</w:t>
+            </w:r>
+          </w:p>
+        </w:tc>
+      </w:tr>
+      <w:tr>
+        <w:tc>
+          <w:tcPr>
+            <w:tcW w:type="dxa" w:w="2"/>
+            <w:vAlign w:val="center"/>
+          </w:tcPr>
+          <w:p>
+            <w:pPr>
+              <w:spacing w:after="0" w:line="252" w:lineRule="auto"/>
+            </w:pPr>
+            <w:r>
+              <w:rPr>
+                <w:sz w:val="17"/>
+              </w:rPr>
+              <w:t>새벽</w:t>
+            </w:r>
+          </w:p>
+        </w:tc>
+        <w:tc>
+          <w:tcPr>
+            <w:tcW w:type="dxa" w:w="3"/>
+            <w:vAlign w:val="center"/>
+          </w:tcPr>
+          <w:p>
+            <w:pPr>
+              <w:spacing w:after="0" w:line="252" w:lineRule="auto"/>
+            </w:pPr>
+            <w:r>
+              <w:rPr>
+                <w:sz w:val="17"/>
+              </w:rPr>
+              <w:t>00:00~05:59</w:t>
+            </w:r>
+          </w:p>
+        </w:tc>
+        <w:tc>
+          <w:tcPr>
+            <w:tcW w:type="dxa" w:w="3"/>
+            <w:vAlign w:val="center"/>
+          </w:tcPr>
+          <w:p>
+            <w:pPr>
+              <w:spacing w:after="0" w:line="252" w:lineRule="auto"/>
+            </w:pPr>
+            <w:r>
+              <w:rPr>
+                <w:sz w:val="17"/>
+              </w:rPr>
+              <w:t>새벽</w:t>
+            </w:r>
+          </w:p>
+        </w:tc>
+        <w:tc>
+          <w:tcPr>
+            <w:tcW w:type="dxa" w:w="7"/>
+            <w:vAlign w:val="center"/>
+          </w:tcPr>
+          <w:p>
+            <w:pPr>
+              <w:spacing w:after="0" w:line="252" w:lineRule="auto"/>
+            </w:pPr>
+            <w:r>
+              <w:rPr>
+                <w:sz w:val="17"/>
+              </w:rPr>
+              <w:t>야간 강수·적설 선행 감지</w:t>
+            </w:r>
+          </w:p>
+        </w:tc>
+      </w:tr>
+      <w:tr>
+        <w:tc>
+          <w:tcPr>
+            <w:tcW w:type="dxa" w:w="2"/>
+            <w:vAlign w:val="center"/>
+          </w:tcPr>
+          <w:p>
+            <w:pPr>
+              <w:spacing w:after="0" w:line="252" w:lineRule="auto"/>
+            </w:pPr>
+            <w:r>
+              <w:rPr>
+                <w:sz w:val="17"/>
+              </w:rPr>
+              <w:t>아침/출근</w:t>
+            </w:r>
+          </w:p>
+        </w:tc>
+        <w:tc>
+          <w:tcPr>
+            <w:tcW w:type="dxa" w:w="3"/>
+            <w:vAlign w:val="center"/>
+          </w:tcPr>
+          <w:p>
+            <w:pPr>
+              <w:spacing w:after="0" w:line="252" w:lineRule="auto"/>
+            </w:pPr>
+            <w:r>
+              <w:rPr>
+                <w:sz w:val="17"/>
+              </w:rPr>
+              <w:t>06:00~09:59</w:t>
+            </w:r>
+          </w:p>
+        </w:tc>
+        <w:tc>
+          <w:tcPr>
+            <w:tcW w:type="dxa" w:w="3"/>
+            <w:vAlign w:val="center"/>
+          </w:tcPr>
+          <w:p>
+            <w:pPr>
+              <w:spacing w:after="0" w:line="252" w:lineRule="auto"/>
+            </w:pPr>
+            <w:r>
+              <w:rPr>
+                <w:sz w:val="17"/>
+              </w:rPr>
+              <w:t>출근할 때</w:t>
+            </w:r>
+          </w:p>
+        </w:tc>
+        <w:tc>
+          <w:tcPr>
+            <w:tcW w:type="dxa" w:w="7"/>
+            <w:vAlign w:val="center"/>
+          </w:tcPr>
+          <w:p>
+            <w:pPr>
+              <w:spacing w:after="0" w:line="252" w:lineRule="auto"/>
+            </w:pPr>
+            <w:r>
+              <w:rPr>
+                <w:sz w:val="17"/>
+              </w:rPr>
+              <w:t>겉옷·우산·도로 상태</w:t>
+            </w:r>
+          </w:p>
+        </w:tc>
+      </w:tr>
+      <w:tr>
+        <w:tc>
+          <w:tcPr>
+            <w:tcW w:type="dxa" w:w="2"/>
+            <w:vAlign w:val="center"/>
+          </w:tcPr>
+          <w:p>
+            <w:pPr>
+              <w:spacing w:after="0" w:line="252" w:lineRule="auto"/>
+            </w:pPr>
+            <w:r>
+              <w:rPr>
+                <w:sz w:val="17"/>
+              </w:rPr>
+              <w:t>낮</w:t>
+            </w:r>
+          </w:p>
+        </w:tc>
+        <w:tc>
+          <w:tcPr>
+            <w:tcW w:type="dxa" w:w="3"/>
+            <w:vAlign w:val="center"/>
+          </w:tcPr>
+          <w:p>
+            <w:pPr>
+              <w:spacing w:after="0" w:line="252" w:lineRule="auto"/>
+            </w:pPr>
+            <w:r>
+              <w:rPr>
+                <w:sz w:val="17"/>
+              </w:rPr>
+              <w:t>10:00~16:59</w:t>
+            </w:r>
+          </w:p>
+        </w:tc>
+        <w:tc>
+          <w:tcPr>
+            <w:tcW w:type="dxa" w:w="3"/>
+            <w:vAlign w:val="center"/>
+          </w:tcPr>
+          <w:p>
+            <w:pPr>
+              <w:spacing w:after="0" w:line="252" w:lineRule="auto"/>
+            </w:pPr>
+            <w:r>
+              <w:rPr>
+                <w:sz w:val="17"/>
+              </w:rPr>
+              <w:t>한낮/점심 무렵</w:t>
+            </w:r>
+          </w:p>
+        </w:tc>
+        <w:tc>
+          <w:tcPr>
+            <w:tcW w:type="dxa" w:w="7"/>
+            <w:vAlign w:val="center"/>
+          </w:tcPr>
+          <w:p>
+            <w:pPr>
+              <w:spacing w:after="0" w:line="252" w:lineRule="auto"/>
+            </w:pPr>
+            <w:r>
+              <w:rPr>
+                <w:sz w:val="17"/>
+              </w:rPr>
+              <w:t>UV·체감더위·물·세탁</w:t>
+            </w:r>
+          </w:p>
+        </w:tc>
+      </w:tr>
+      <w:tr>
+        <w:tc>
+          <w:tcPr>
+            <w:tcW w:type="dxa" w:w="2"/>
+            <w:vAlign w:val="center"/>
+          </w:tcPr>
+          <w:p>
+            <w:pPr>
+              <w:spacing w:after="0" w:line="252" w:lineRule="auto"/>
+            </w:pPr>
+            <w:r>
+              <w:rPr>
+                <w:sz w:val="17"/>
+              </w:rPr>
+              <w:t>저녁/퇴근</w:t>
+            </w:r>
+          </w:p>
+        </w:tc>
+        <w:tc>
+          <w:tcPr>
+            <w:tcW w:type="dxa" w:w="3"/>
+            <w:vAlign w:val="center"/>
+          </w:tcPr>
+          <w:p>
+            <w:pPr>
+              <w:spacing w:after="0" w:line="252" w:lineRule="auto"/>
+            </w:pPr>
+            <w:r>
+              <w:rPr>
+                <w:sz w:val="17"/>
+              </w:rPr>
+              <w:t>17:00~20:59</w:t>
+            </w:r>
+          </w:p>
+        </w:tc>
+        <w:tc>
+          <w:tcPr>
+            <w:tcW w:type="dxa" w:w="3"/>
+            <w:vAlign w:val="center"/>
+          </w:tcPr>
+          <w:p>
+            <w:pPr>
+              <w:spacing w:after="0" w:line="252" w:lineRule="auto"/>
+            </w:pPr>
+            <w:r>
+              <w:rPr>
+                <w:sz w:val="17"/>
+              </w:rPr>
+              <w:t>퇴근 무렵</w:t>
+            </w:r>
+          </w:p>
+        </w:tc>
+        <w:tc>
+          <w:tcPr>
+            <w:tcW w:type="dxa" w:w="7"/>
+            <w:vAlign w:val="center"/>
+          </w:tcPr>
+          <w:p>
+            <w:pPr>
+              <w:spacing w:after="0" w:line="252" w:lineRule="auto"/>
+            </w:pPr>
+            <w:r>
+              <w:rPr>
+                <w:sz w:val="17"/>
+              </w:rPr>
+              <w:t>우산·바람·기온 하강</w:t>
+            </w:r>
+          </w:p>
+        </w:tc>
+      </w:tr>
+      <w:tr>
+        <w:tc>
+          <w:tcPr>
+            <w:tcW w:type="dxa" w:w="2"/>
+            <w:vAlign w:val="center"/>
+          </w:tcPr>
+          <w:p>
+            <w:pPr>
+              <w:spacing w:after="0" w:line="252" w:lineRule="auto"/>
+            </w:pPr>
+            <w:r>
+              <w:rPr>
+                <w:sz w:val="17"/>
+              </w:rPr>
+              <w:t>밤</w:t>
+            </w:r>
+          </w:p>
+        </w:tc>
+        <w:tc>
+          <w:tcPr>
+            <w:tcW w:type="dxa" w:w="3"/>
+            <w:vAlign w:val="center"/>
+          </w:tcPr>
+          <w:p>
+            <w:pPr>
+              <w:spacing w:after="0" w:line="252" w:lineRule="auto"/>
+            </w:pPr>
+            <w:r>
+              <w:rPr>
+                <w:sz w:val="17"/>
+              </w:rPr>
+              <w:t>21:00~23:59</w:t>
+            </w:r>
+          </w:p>
+        </w:tc>
+        <w:tc>
+          <w:tcPr>
+            <w:tcW w:type="dxa" w:w="3"/>
+            <w:vAlign w:val="center"/>
+          </w:tcPr>
+          <w:p>
+            <w:pPr>
+              <w:spacing w:after="0" w:line="252" w:lineRule="auto"/>
+            </w:pPr>
+            <w:r>
+              <w:rPr>
+                <w:sz w:val="17"/>
+              </w:rPr>
+              <w:t>밤</w:t>
+            </w:r>
+          </w:p>
+        </w:tc>
+        <w:tc>
+          <w:tcPr>
+            <w:tcW w:type="dxa" w:w="7"/>
+            <w:vAlign w:val="center"/>
+          </w:tcPr>
+          <w:p>
+            <w:pPr>
+              <w:spacing w:after="0" w:line="252" w:lineRule="auto"/>
+            </w:pPr>
+            <w:r>
+              <w:rPr>
+                <w:sz w:val="17"/>
+              </w:rPr>
+              <w:t>잔여 강수·강설·체감 추위</w:t>
+            </w:r>
+          </w:p>
+        </w:tc>
+      </w:tr>
+    </w:tbl>
+    <w:p>
+      <w:pPr>
+        <w:spacing w:after="0"/>
+      </w:pPr>
+    </w:p>
+    <w:p>
+      <w:pPr>
+        <w:pStyle w:val="a"/>
+        <w:spacing w:after="40"/>
+      </w:pPr>
+      <w:r>
+        <w:t>Provider의 hourly 데이터를 사용자 Region 시간대로 변환하고 observedAt 순으로 정렬한다.</w:t>
+      </w:r>
+    </w:p>
+    <w:p>
+      <w:pPr>
+        <w:pStyle w:val="a"/>
+        <w:spacing w:after="40"/>
+      </w:pPr>
+      <w:r>
+        <w:t>각 시간 슬롯에서 WeatherRuleFact 후보와 severity 0~100을 계산한다.</w:t>
+      </w:r>
+    </w:p>
+    <w:p>
+      <w:pPr>
+        <w:pStyle w:val="a"/>
+        <w:spacing w:after="40"/>
+      </w:pPr>
+      <w:r>
+        <w:t>일반 준비물은 기본 2개 연속 슬롯 충족 시 확정하고, 안전성이 높은 강한 비·강설은 한 슬롯만으로 즉시 확정한다.</w:t>
+      </w:r>
+    </w:p>
+    <w:p>
+      <w:pPr>
+        <w:pStyle w:val="a"/>
+        <w:spacing w:after="40"/>
+      </w:pPr>
+      <w:r>
+        <w:t>같은 Fact의 연속 구간을 validFrom/validUntil으로 합치고 생활 구간 라벨을 붙인다.</w:t>
+      </w:r>
+    </w:p>
+    <w:p>
+      <w:pPr>
+        <w:pStyle w:val="a"/>
+        <w:spacing w:after="40"/>
+      </w:pPr>
+      <w:r>
+        <w:t>Recommendation은 가장 높은 severity와 가장 이른 유효 시간을 사용해 우선순위를 계산한다.</w:t>
+      </w:r>
+    </w:p>
+    <w:p>
+      <w:pPr>
+        <w:pStyle w:val="a"/>
+        <w:spacing w:after="40"/>
+      </w:pPr>
+      <w:r>
+        <w:t>해제는 기준 미만이 2개 연속 슬롯 이어질 때 적용해 경계값 근처에서 문구가 반복 변경되는 현상을 줄인다.</w:t>
+      </w:r>
+    </w:p>
+    <w:p>
+      <w:pPr>
+        <w:pStyle w:val="21"/>
+      </w:pPr>
+      <w:r>
+        <w:t>22.2 초기 Trigger / Release 기준</w:t>
+      </w:r>
+    </w:p>
+    <w:tbl>
+      <w:tblPr>
+        <w:tblStyle w:val="af9"/>
+        <w:tblW w:type="dxa" w:w="11100"/>
+        <w:tblLayout w:type="fixed"/>
+        <w:tblLook w:firstColumn="1" w:firstRow="1" w:lastColumn="0" w:lastRow="0" w:noHBand="0" w:noVBand="1" w:val="04A0"/>
+        <w:tblInd w:type="dxa" w:w="120"/>
+      </w:tblPr>
+      <w:tblGrid>
+        <w:gridCol w:w="1550"/>
+        <w:gridCol w:w="2200"/>
+        <w:gridCol w:w="3000"/>
+        <w:gridCol w:w="4350"/>
+      </w:tblGrid>
+      <w:tr>
+        <w:trPr>
+          <w:tblHeader w:val="true"/>
+          <w:cantSplit/>
+        </w:trPr>
+        <w:tc>
+          <w:tcPr>
+            <w:tcW w:type="dxa" w:w="2"/>
+            <w:vAlign w:val="center"/>
+          </w:tcPr>
+          <w:p>
+            <w:r>
+              <w:rPr>
+                <w:b/>
+                <w:sz w:val="17"/>
+              </w:rPr>
+              <w:t>판정</w:t>
+            </w:r>
+          </w:p>
+        </w:tc>
+        <w:tc>
+          <w:tcPr>
+            <w:tcW w:type="dxa" w:w="3"/>
+            <w:vAlign w:val="center"/>
+          </w:tcPr>
+          <w:p>
+            <w:r>
+              <w:rPr>
+                <w:b/>
+                <w:sz w:val="17"/>
+              </w:rPr>
+              <w:t>입력/구간</w:t>
+            </w:r>
+          </w:p>
+        </w:tc>
+        <w:tc>
+          <w:tcPr>
+            <w:tcW w:type="dxa" w:w="5"/>
+            <w:vAlign w:val="center"/>
+          </w:tcPr>
+          <w:p>
+            <w:r>
+              <w:rPr>
+                <w:b/>
+                <w:sz w:val="17"/>
+              </w:rPr>
+              <w:t>Trigger</w:t>
+            </w:r>
+          </w:p>
+        </w:tc>
+        <w:tc>
+          <w:tcPr>
+            <w:tcW w:type="dxa" w:w="7"/>
+            <w:vAlign w:val="center"/>
+          </w:tcPr>
+          <w:p>
+            <w:r>
+              <w:rPr>
+                <w:b/>
+                <w:sz w:val="17"/>
+              </w:rPr>
+              <w:t>강화·해제 및 출력</w:t>
+            </w:r>
+          </w:p>
+        </w:tc>
+      </w:tr>
+      <w:tr>
+        <w:trPr>
+          <w:cantSplit/>
+        </w:trPr>
+        <w:tc>
+          <w:tcPr>
+            <w:tcW w:type="dxa" w:w="2"/>
+            <w:vAlign w:val="center"/>
+          </w:tcPr>
+          <w:p>
+            <w:pPr>
+              <w:spacing w:after="0" w:line="252" w:lineRule="auto"/>
+            </w:pPr>
+            <w:r>
+              <w:rPr>
+                <w:sz w:val="17"/>
+              </w:rPr>
+              <w:t>비 가능</w:t>
+            </w:r>
+          </w:p>
+        </w:tc>
+        <w:tc>
+          <w:tcPr>
+            <w:tcW w:type="dxa" w:w="3"/>
+            <w:vAlign w:val="center"/>
+          </w:tcPr>
+          <w:p>
+            <w:pPr>
+              <w:spacing w:after="0" w:line="252" w:lineRule="auto"/>
+            </w:pPr>
+            <w:r>
+              <w:rPr>
+                <w:sz w:val="17"/>
+              </w:rPr>
+              <w:t>시간별 강수확률, mm/h</w:t>
+            </w:r>
+          </w:p>
+        </w:tc>
+        <w:tc>
+          <w:tcPr>
+            <w:tcW w:type="dxa" w:w="5"/>
+            <w:vAlign w:val="center"/>
+          </w:tcPr>
+          <w:p>
+            <w:pPr>
+              <w:spacing w:after="0" w:line="252" w:lineRule="auto"/>
+            </w:pPr>
+            <w:r>
+              <w:rPr>
+                <w:sz w:val="17"/>
+              </w:rPr>
+              <w:t>확률 ≥40% 또는 강수량 ≥0.5mm/h. 일반 구간은 2슬롯, 출퇴근 구간은 1슬롯도 허용</w:t>
+            </w:r>
+          </w:p>
+        </w:tc>
+        <w:tc>
+          <w:tcPr>
+            <w:tcW w:type="dxa" w:w="7"/>
+            <w:vAlign w:val="center"/>
+          </w:tcPr>
+          <w:p>
+            <w:pPr>
+              <w:spacing w:after="0" w:line="252" w:lineRule="auto"/>
+            </w:pPr>
+            <w:r>
+              <w:rPr>
+                <w:sz w:val="17"/>
+              </w:rPr>
+              <w:t>≥70% 또는 ≥5mm/h이면 high. 2슬롯 연속 &lt;30% 및 0mm/h에서 해제. RAIN_LIKELY → UMBRELLA</w:t>
+            </w:r>
+          </w:p>
+        </w:tc>
+      </w:tr>
+      <w:tr>
+        <w:trPr>
+          <w:cantSplit/>
+        </w:trPr>
+        <w:tc>
+          <w:tcPr>
+            <w:tcW w:type="dxa" w:w="2"/>
+            <w:vAlign w:val="center"/>
+          </w:tcPr>
+          <w:p>
+            <w:pPr>
+              <w:spacing w:after="0" w:line="252" w:lineRule="auto"/>
+            </w:pPr>
+            <w:r>
+              <w:rPr>
+                <w:sz w:val="17"/>
+              </w:rPr>
+              <w:t>강한 비</w:t>
+            </w:r>
+          </w:p>
+        </w:tc>
+        <w:tc>
+          <w:tcPr>
+            <w:tcW w:type="dxa" w:w="3"/>
+            <w:vAlign w:val="center"/>
+          </w:tcPr>
+          <w:p>
+            <w:pPr>
+              <w:spacing w:after="0" w:line="252" w:lineRule="auto"/>
+            </w:pPr>
+            <w:r>
+              <w:rPr>
+                <w:sz w:val="17"/>
+              </w:rPr>
+              <w:t>시간별 확률+강수량</w:t>
+            </w:r>
+          </w:p>
+        </w:tc>
+        <w:tc>
+          <w:tcPr>
+            <w:tcW w:type="dxa" w:w="5"/>
+            <w:vAlign w:val="center"/>
+          </w:tcPr>
+          <w:p>
+            <w:pPr>
+              <w:spacing w:after="0" w:line="252" w:lineRule="auto"/>
+            </w:pPr>
+            <w:r>
+              <w:rPr>
+                <w:sz w:val="17"/>
+              </w:rPr>
+              <w:t>확률 ≥70%이면서 ≥5mm/h, 또는 강수량 ≥10mm/h</w:t>
+            </w:r>
+          </w:p>
+        </w:tc>
+        <w:tc>
+          <w:tcPr>
+            <w:tcW w:type="dxa" w:w="7"/>
+            <w:vAlign w:val="center"/>
+          </w:tcPr>
+          <w:p>
+            <w:pPr>
+              <w:spacing w:after="0" w:line="252" w:lineRule="auto"/>
+            </w:pPr>
+            <w:r>
+              <w:rPr>
+                <w:sz w:val="17"/>
+              </w:rPr>
+              <w:t>즉시 severity 90 이상. HEAVY_RAIN → 우산 우선순위 및 야외활동 주의 강화</w:t>
+            </w:r>
+          </w:p>
+        </w:tc>
+      </w:tr>
+      <w:tr>
+        <w:trPr>
+          <w:cantSplit/>
+        </w:trPr>
+        <w:tc>
+          <w:tcPr>
+            <w:tcW w:type="dxa" w:w="2"/>
+            <w:vAlign w:val="center"/>
+          </w:tcPr>
+          <w:p>
+            <w:pPr>
+              <w:spacing w:after="0" w:line="252" w:lineRule="auto"/>
+            </w:pPr>
+            <w:r>
+              <w:rPr>
+                <w:sz w:val="17"/>
+              </w:rPr>
+              <w:t>눈 가능</w:t>
+            </w:r>
+          </w:p>
+        </w:tc>
+        <w:tc>
+          <w:tcPr>
+            <w:tcW w:type="dxa" w:w="3"/>
+            <w:vAlign w:val="center"/>
+          </w:tcPr>
+          <w:p>
+            <w:pPr>
+              <w:spacing w:after="0" w:line="252" w:lineRule="auto"/>
+            </w:pPr>
+            <w:r>
+              <w:rPr>
+                <w:sz w:val="17"/>
+              </w:rPr>
+              <w:t>눈 확률, cm/h</w:t>
+            </w:r>
+          </w:p>
+        </w:tc>
+        <w:tc>
+          <w:tcPr>
+            <w:tcW w:type="dxa" w:w="5"/>
+            <w:vAlign w:val="center"/>
+          </w:tcPr>
+          <w:p>
+            <w:pPr>
+              <w:spacing w:after="0" w:line="252" w:lineRule="auto"/>
+            </w:pPr>
+            <w:r>
+              <w:rPr>
+                <w:sz w:val="17"/>
+              </w:rPr>
+              <w:t>확률 ≥35% 또는 강설량 ≥0.2cm/h</w:t>
+            </w:r>
+          </w:p>
+        </w:tc>
+        <w:tc>
+          <w:tcPr>
+            <w:tcW w:type="dxa" w:w="7"/>
+            <w:vAlign w:val="center"/>
+          </w:tcPr>
+          <w:p>
+            <w:pPr>
+              <w:spacing w:after="0" w:line="252" w:lineRule="auto"/>
+            </w:pPr>
+            <w:r>
+              <w:rPr>
+                <w:sz w:val="17"/>
+              </w:rPr>
+              <w:t>2슬롯 연속 &lt;20% 및 0cm/h에서 해제. SNOW_LIKELY → 눈길 이동 주의</w:t>
+            </w:r>
+          </w:p>
+        </w:tc>
+      </w:tr>
+      <w:tr>
+        <w:trPr>
+          <w:cantSplit/>
+        </w:trPr>
+        <w:tc>
+          <w:tcPr>
+            <w:tcW w:type="dxa" w:w="2"/>
+            <w:vAlign w:val="center"/>
+          </w:tcPr>
+          <w:p>
+            <w:pPr>
+              <w:spacing w:after="0" w:line="252" w:lineRule="auto"/>
+            </w:pPr>
+            <w:r>
+              <w:rPr>
+                <w:sz w:val="17"/>
+              </w:rPr>
+              <w:t>많은 눈</w:t>
+            </w:r>
+          </w:p>
+        </w:tc>
+        <w:tc>
+          <w:tcPr>
+            <w:tcW w:type="dxa" w:w="3"/>
+            <w:vAlign w:val="center"/>
+          </w:tcPr>
+          <w:p>
+            <w:pPr>
+              <w:spacing w:after="0" w:line="252" w:lineRule="auto"/>
+            </w:pPr>
+            <w:r>
+              <w:rPr>
+                <w:sz w:val="17"/>
+              </w:rPr>
+              <w:t>눈 확률, cm/h, 3시간 누적</w:t>
+            </w:r>
+          </w:p>
+        </w:tc>
+        <w:tc>
+          <w:tcPr>
+            <w:tcW w:type="dxa" w:w="5"/>
+            <w:vAlign w:val="center"/>
+          </w:tcPr>
+          <w:p>
+            <w:pPr>
+              <w:spacing w:after="0" w:line="252" w:lineRule="auto"/>
+            </w:pPr>
+            <w:r>
+              <w:rPr>
+                <w:sz w:val="17"/>
+              </w:rPr>
+              <w:t>확률 ≥65%이면서 ≥1cm/h, 또는 3시간 누적 ≥3cm</w:t>
+            </w:r>
+          </w:p>
+        </w:tc>
+        <w:tc>
+          <w:tcPr>
+            <w:tcW w:type="dxa" w:w="7"/>
+            <w:vAlign w:val="center"/>
+          </w:tcPr>
+          <w:p>
+            <w:pPr>
+              <w:spacing w:after="0" w:line="252" w:lineRule="auto"/>
+            </w:pPr>
+            <w:r>
+              <w:rPr>
+                <w:sz w:val="17"/>
+              </w:rPr>
+              <w:t>즉시 severity 95. HEAVY_SNOW → HEAVY_SNOW_CAUTION</w:t>
+            </w:r>
+          </w:p>
+        </w:tc>
+      </w:tr>
+      <w:tr>
+        <w:trPr>
+          <w:cantSplit/>
+        </w:trPr>
+        <w:tc>
+          <w:tcPr>
+            <w:tcW w:type="dxa" w:w="2"/>
+            <w:vAlign w:val="center"/>
+          </w:tcPr>
+          <w:p>
+            <w:pPr>
+              <w:spacing w:after="0" w:line="252" w:lineRule="auto"/>
+            </w:pPr>
+            <w:r>
+              <w:rPr>
+                <w:sz w:val="17"/>
+              </w:rPr>
+              <w:t>결빙 가능성 보강</w:t>
+            </w:r>
+          </w:p>
+        </w:tc>
+        <w:tc>
+          <w:tcPr>
+            <w:tcW w:type="dxa" w:w="3"/>
+            <w:vAlign w:val="center"/>
+          </w:tcPr>
+          <w:p>
+            <w:pPr>
+              <w:spacing w:after="0" w:line="252" w:lineRule="auto"/>
+            </w:pPr>
+            <w:r>
+              <w:rPr>
+                <w:sz w:val="17"/>
+              </w:rPr>
+              <w:t>강수/강설 + 체감온도</w:t>
+            </w:r>
+          </w:p>
+        </w:tc>
+        <w:tc>
+          <w:tcPr>
+            <w:tcW w:type="dxa" w:w="5"/>
+            <w:vAlign w:val="center"/>
+          </w:tcPr>
+          <w:p>
+            <w:pPr>
+              <w:spacing w:after="0" w:line="252" w:lineRule="auto"/>
+            </w:pPr>
+            <w:r>
+              <w:rPr>
+                <w:sz w:val="17"/>
+              </w:rPr>
+              <w:t>비/눈 Fact가 있고 체감온도 ≤0°C</w:t>
+            </w:r>
+          </w:p>
+        </w:tc>
+        <w:tc>
+          <w:tcPr>
+            <w:tcW w:type="dxa" w:w="7"/>
+            <w:vAlign w:val="center"/>
+          </w:tcPr>
+          <w:p>
+            <w:pPr>
+              <w:spacing w:after="0" w:line="252" w:lineRule="auto"/>
+            </w:pPr>
+            <w:r>
+              <w:rPr>
+                <w:sz w:val="17"/>
+              </w:rPr>
+              <w:t>SNOW_TRAVEL_CAUTION severity +15, 문구에 미끄럼 주의 포함</w:t>
+            </w:r>
+          </w:p>
+        </w:tc>
+      </w:tr>
+      <w:tr>
+        <w:trPr>
+          <w:cantSplit/>
+        </w:trPr>
+        <w:tc>
+          <w:tcPr>
+            <w:tcW w:type="dxa" w:w="2"/>
+            <w:vAlign w:val="center"/>
+          </w:tcPr>
+          <w:p>
+            <w:pPr>
+              <w:spacing w:after="0" w:line="252" w:lineRule="auto"/>
+            </w:pPr>
+            <w:r>
+              <w:rPr>
+                <w:sz w:val="17"/>
+              </w:rPr>
+              <w:t>수분 보충</w:t>
+            </w:r>
+          </w:p>
+        </w:tc>
+        <w:tc>
+          <w:tcPr>
+            <w:tcW w:type="dxa" w:w="3"/>
+            <w:vAlign w:val="center"/>
+          </w:tcPr>
+          <w:p>
+            <w:pPr>
+              <w:spacing w:after="0" w:line="252" w:lineRule="auto"/>
+            </w:pPr>
+            <w:r>
+              <w:rPr>
+                <w:sz w:val="17"/>
+              </w:rPr>
+              <w:t>체감온도, 낮 구간</w:t>
+            </w:r>
+          </w:p>
+        </w:tc>
+        <w:tc>
+          <w:tcPr>
+            <w:tcW w:type="dxa" w:w="5"/>
+            <w:vAlign w:val="center"/>
+          </w:tcPr>
+          <w:p>
+            <w:pPr>
+              <w:spacing w:after="0" w:line="252" w:lineRule="auto"/>
+            </w:pPr>
+            <w:r>
+              <w:rPr>
+                <w:sz w:val="17"/>
+              </w:rPr>
+              <w:t>체감온도 ≥33°C가 2슬롯, 또는 ≥35°C 한 슬롯</w:t>
+            </w:r>
+          </w:p>
+        </w:tc>
+        <w:tc>
+          <w:tcPr>
+            <w:tcW w:type="dxa" w:w="7"/>
+            <w:vAlign w:val="center"/>
+          </w:tcPr>
+          <w:p>
+            <w:pPr>
+              <w:spacing w:after="0" w:line="252" w:lineRule="auto"/>
+            </w:pPr>
+            <w:r>
+              <w:rPr>
+                <w:sz w:val="17"/>
+              </w:rPr>
+              <w:t>2슬롯 연속 &lt;31°C에서 해제. APPARENT_TEMPERATURE_HIGH → WATER</w:t>
+            </w:r>
+          </w:p>
+        </w:tc>
+      </w:tr>
+      <w:tr>
+        <w:trPr>
+          <w:cantSplit/>
+        </w:trPr>
+        <w:tc>
+          <w:tcPr>
+            <w:tcW w:type="dxa" w:w="2"/>
+            <w:vAlign w:val="center"/>
+          </w:tcPr>
+          <w:p>
+            <w:pPr>
+              <w:spacing w:after="0" w:line="252" w:lineRule="auto"/>
+            </w:pPr>
+            <w:r>
+              <w:rPr>
+                <w:sz w:val="17"/>
+              </w:rPr>
+              <w:t>겉옷</w:t>
+            </w:r>
+          </w:p>
+        </w:tc>
+        <w:tc>
+          <w:tcPr>
+            <w:tcW w:type="dxa" w:w="3"/>
+            <w:vAlign w:val="center"/>
+          </w:tcPr>
+          <w:p>
+            <w:pPr>
+              <w:spacing w:after="0" w:line="252" w:lineRule="auto"/>
+            </w:pPr>
+            <w:r>
+              <w:rPr>
+                <w:sz w:val="17"/>
+              </w:rPr>
+              <w:t>기온, 체감온도, 출퇴근/밤</w:t>
+            </w:r>
+          </w:p>
+        </w:tc>
+        <w:tc>
+          <w:tcPr>
+            <w:tcW w:type="dxa" w:w="5"/>
+            <w:vAlign w:val="center"/>
+          </w:tcPr>
+          <w:p>
+            <w:pPr>
+              <w:spacing w:after="0" w:line="252" w:lineRule="auto"/>
+            </w:pPr>
+            <w:r>
+              <w:rPr>
+                <w:sz w:val="17"/>
+              </w:rPr>
+              <w:t>기온 ≤12°C 또는 체감온도 ≤10°C. 일교차 ≥8°C도 별도 Trigger</w:t>
+            </w:r>
+          </w:p>
+        </w:tc>
+        <w:tc>
+          <w:tcPr>
+            <w:tcW w:type="dxa" w:w="7"/>
+            <w:vAlign w:val="center"/>
+          </w:tcPr>
+          <w:p>
+            <w:pPr>
+              <w:spacing w:after="0" w:line="252" w:lineRule="auto"/>
+            </w:pPr>
+            <w:r>
+              <w:rPr>
+                <w:sz w:val="17"/>
+              </w:rPr>
+              <w:t>바람 ≥6m/s이면 severity +10. 2슬롯 연속 기온 &gt;14°C·체감 &gt;12°C에서 해제. OUTERWEAR</w:t>
+            </w:r>
+          </w:p>
+        </w:tc>
+      </w:tr>
+      <w:tr>
+        <w:trPr>
+          <w:cantSplit/>
+        </w:trPr>
+        <w:tc>
+          <w:tcPr>
+            <w:tcW w:type="dxa" w:w="2"/>
+            <w:vAlign w:val="center"/>
+          </w:tcPr>
+          <w:p>
+            <w:pPr>
+              <w:spacing w:after="0" w:line="252" w:lineRule="auto"/>
+            </w:pPr>
+            <w:r>
+              <w:rPr>
+                <w:sz w:val="17"/>
+              </w:rPr>
+              <w:t>강한 바람</w:t>
+            </w:r>
+          </w:p>
+        </w:tc>
+        <w:tc>
+          <w:tcPr>
+            <w:tcW w:type="dxa" w:w="3"/>
+            <w:vAlign w:val="center"/>
+          </w:tcPr>
+          <w:p>
+            <w:pPr>
+              <w:spacing w:after="0" w:line="252" w:lineRule="auto"/>
+            </w:pPr>
+            <w:r>
+              <w:rPr>
+                <w:sz w:val="17"/>
+              </w:rPr>
+              <w:t>풍속</w:t>
+            </w:r>
+          </w:p>
+        </w:tc>
+        <w:tc>
+          <w:tcPr>
+            <w:tcW w:type="dxa" w:w="5"/>
+            <w:vAlign w:val="center"/>
+          </w:tcPr>
+          <w:p>
+            <w:pPr>
+              <w:spacing w:after="0" w:line="252" w:lineRule="auto"/>
+            </w:pPr>
+            <w:r>
+              <w:rPr>
+                <w:sz w:val="17"/>
+              </w:rPr>
+              <w:t>≥6m/s 주의, ≥9m/s high</w:t>
+            </w:r>
+          </w:p>
+        </w:tc>
+        <w:tc>
+          <w:tcPr>
+            <w:tcW w:type="dxa" w:w="7"/>
+            <w:vAlign w:val="center"/>
+          </w:tcPr>
+          <w:p>
+            <w:pPr>
+              <w:spacing w:after="0" w:line="252" w:lineRule="auto"/>
+            </w:pPr>
+            <w:r>
+              <w:rPr>
+                <w:sz w:val="17"/>
+              </w:rPr>
+              <w:t>추운 조건이면 WIND_CHILL_HIGH, 그 외 OUTDOOR_ACTIVITY_CAUTION 강화. 2슬롯 연속 &lt;4m/s에서 해제</w:t>
+            </w:r>
+          </w:p>
+        </w:tc>
+      </w:tr>
+      <w:tr>
+        <w:trPr>
+          <w:cantSplit/>
+        </w:trPr>
+        <w:tc>
+          <w:tcPr>
+            <w:tcW w:type="dxa" w:w="2"/>
+            <w:vAlign w:val="center"/>
+          </w:tcPr>
+          <w:p>
+            <w:pPr>
+              <w:spacing w:after="0" w:line="252" w:lineRule="auto"/>
+            </w:pPr>
+            <w:r>
+              <w:rPr>
+                <w:sz w:val="17"/>
+              </w:rPr>
+              <w:t>강한 자외선</w:t>
+            </w:r>
+          </w:p>
+        </w:tc>
+        <w:tc>
+          <w:tcPr>
+            <w:tcW w:type="dxa" w:w="3"/>
+            <w:vAlign w:val="center"/>
+          </w:tcPr>
+          <w:p>
+            <w:pPr>
+              <w:spacing w:after="0" w:line="252" w:lineRule="auto"/>
+            </w:pPr>
+            <w:r>
+              <w:rPr>
+                <w:sz w:val="17"/>
+              </w:rPr>
+              <w:t>UV, 10~16시</w:t>
+            </w:r>
+          </w:p>
+        </w:tc>
+        <w:tc>
+          <w:tcPr>
+            <w:tcW w:type="dxa" w:w="5"/>
+            <w:vAlign w:val="center"/>
+          </w:tcPr>
+          <w:p>
+            <w:pPr>
+              <w:spacing w:after="0" w:line="252" w:lineRule="auto"/>
+            </w:pPr>
+            <w:r>
+              <w:rPr>
+                <w:sz w:val="17"/>
+              </w:rPr>
+              <w:t>UV ≥6, UV ≥8은 high</w:t>
+            </w:r>
+          </w:p>
+        </w:tc>
+        <w:tc>
+          <w:tcPr>
+            <w:tcW w:type="dxa" w:w="7"/>
+            <w:vAlign w:val="center"/>
+          </w:tcPr>
+          <w:p>
+            <w:pPr>
+              <w:spacing w:after="0" w:line="252" w:lineRule="auto"/>
+            </w:pPr>
+            <w:r>
+              <w:rPr>
+                <w:sz w:val="17"/>
+              </w:rPr>
+              <w:t>2슬롯 연속 &lt;5에서 해제. UV_HIGH → PARASOL/SUNSCREEN</w:t>
+            </w:r>
+          </w:p>
+        </w:tc>
+      </w:tr>
+      <w:tr>
+        <w:trPr>
+          <w:cantSplit/>
+        </w:trPr>
+        <w:tc>
+          <w:tcPr>
+            <w:tcW w:type="dxa" w:w="2"/>
+            <w:vAlign w:val="center"/>
+          </w:tcPr>
+          <w:p>
+            <w:pPr>
+              <w:spacing w:after="0" w:line="252" w:lineRule="auto"/>
+            </w:pPr>
+            <w:r>
+              <w:rPr>
+                <w:sz w:val="17"/>
+              </w:rPr>
+              <w:t>빨래</w:t>
+            </w:r>
+          </w:p>
+        </w:tc>
+        <w:tc>
+          <w:tcPr>
+            <w:tcW w:type="dxa" w:w="3"/>
+            <w:vAlign w:val="center"/>
+          </w:tcPr>
+          <w:p>
+            <w:pPr>
+              <w:spacing w:after="0" w:line="252" w:lineRule="auto"/>
+            </w:pPr>
+            <w:r>
+              <w:rPr>
+                <w:sz w:val="17"/>
+              </w:rPr>
+              <w:t>강수·습도·바람, 낮</w:t>
+            </w:r>
+          </w:p>
+        </w:tc>
+        <w:tc>
+          <w:tcPr>
+            <w:tcW w:type="dxa" w:w="5"/>
+            <w:vAlign w:val="center"/>
+          </w:tcPr>
+          <w:p>
+            <w:pPr>
+              <w:spacing w:after="0" w:line="252" w:lineRule="auto"/>
+            </w:pPr>
+            <w:r>
+              <w:rPr>
+                <w:sz w:val="17"/>
+              </w:rPr>
+              <w:t>강수확률 &lt;20%, 강수량 0, 습도 ≤75%, 풍속 1~6m/s가 3슬롯</w:t>
+            </w:r>
+          </w:p>
+        </w:tc>
+        <w:tc>
+          <w:tcPr>
+            <w:tcW w:type="dxa" w:w="7"/>
+            <w:vAlign w:val="center"/>
+          </w:tcPr>
+          <w:p>
+            <w:pPr>
+              <w:spacing w:after="0" w:line="252" w:lineRule="auto"/>
+            </w:pPr>
+            <w:r>
+              <w:rPr>
+                <w:sz w:val="17"/>
+              </w:rPr>
+              <w:t>하나라도 결측이면 긍정 메시지 생성 금지. LAUNDRY_DRYING_GOOD</w:t>
+            </w:r>
+          </w:p>
+        </w:tc>
+      </w:tr>
+      <w:tr>
+        <w:trPr>
+          <w:cantSplit/>
+        </w:trPr>
+        <w:tc>
+          <w:tcPr>
+            <w:tcW w:type="dxa" w:w="2"/>
+            <w:vAlign w:val="center"/>
+          </w:tcPr>
+          <w:p>
+            <w:pPr>
+              <w:spacing w:after="0" w:line="252" w:lineRule="auto"/>
+            </w:pPr>
+            <w:r>
+              <w:rPr>
+                <w:sz w:val="17"/>
+              </w:rPr>
+              <w:t>환기</w:t>
+            </w:r>
+          </w:p>
+        </w:tc>
+        <w:tc>
+          <w:tcPr>
+            <w:tcW w:type="dxa" w:w="3"/>
+            <w:vAlign w:val="center"/>
+          </w:tcPr>
+          <w:p>
+            <w:pPr>
+              <w:spacing w:after="0" w:line="252" w:lineRule="auto"/>
+            </w:pPr>
+            <w:r>
+              <w:rPr>
+                <w:sz w:val="17"/>
+              </w:rPr>
+              <w:t>강수·바람·대기질</w:t>
+            </w:r>
+          </w:p>
+        </w:tc>
+        <w:tc>
+          <w:tcPr>
+            <w:tcW w:type="dxa" w:w="5"/>
+            <w:vAlign w:val="center"/>
+          </w:tcPr>
+          <w:p>
+            <w:pPr>
+              <w:spacing w:after="0" w:line="252" w:lineRule="auto"/>
+            </w:pPr>
+            <w:r>
+              <w:rPr>
+                <w:sz w:val="17"/>
+              </w:rPr>
+              <w:t>강수확률 &lt;20%, 풍속 1~5m/s, Provider 대기질 등급이 나쁨이 아님</w:t>
+            </w:r>
+          </w:p>
+        </w:tc>
+        <w:tc>
+          <w:tcPr>
+            <w:tcW w:type="dxa" w:w="7"/>
+            <w:vAlign w:val="center"/>
+          </w:tcPr>
+          <w:p>
+            <w:pPr>
+              <w:spacing w:after="0" w:line="252" w:lineRule="auto"/>
+            </w:pPr>
+            <w:r>
+              <w:rPr>
+                <w:sz w:val="17"/>
+              </w:rPr>
+              <w:t>1~2슬롯의 안전한 구간을 선택. VENTILATION_GOOD</w:t>
+            </w:r>
+          </w:p>
+        </w:tc>
+      </w:tr>
+    </w:tbl>
+    <w:p>
+      <w:pPr>
+        <w:spacing w:after="0"/>
+      </w:pPr>
+    </w:p>
+    <w:p>
+      <w:pPr>
+        <w:pStyle w:val="21"/>
+      </w:pPr>
+      <w:r>
+        <w:t>22.3 결측·충돌·우선순위</w:t>
+      </w:r>
+    </w:p>
+    <w:p>
+      <w:pPr>
+        <w:pStyle w:val="a0"/>
+        <w:spacing w:after="40"/>
+      </w:pPr>
+      <w:r>
+        <w:t>null/미수신 값을 0, 맑음, 안전으로 치환하지 않는다. 필요한 입력이 없으면 해당 Fact를 UNKNOWN으로 남긴다.</w:t>
+      </w:r>
+    </w:p>
+    <w:p>
+      <w:pPr>
+        <w:pStyle w:val="a0"/>
+        <w:spacing w:after="40"/>
+      </w:pPr>
+      <w:r>
+        <w:t>비 확률만 있고 강수량이 없으면 확률 근거 Recommendation은 만들 수 있지만 ‘강한 비’는 확정하지 않는다.</w:t>
+      </w:r>
+    </w:p>
+    <w:p>
+      <w:pPr>
+        <w:pStyle w:val="a0"/>
+        <w:spacing w:after="40"/>
+      </w:pPr>
+      <w:r>
+        <w:t>강설·강한 비·결빙처럼 안전 관련 항목은 priority 90~100, 시간 임박 준비물은 80~89, 일반 준비물은 60~79, 생활 메시지는 40~59를 기본 범위로 한다.</w:t>
+      </w:r>
+    </w:p>
+    <w:p>
+      <w:pPr>
+        <w:pStyle w:val="a0"/>
+        <w:spacing w:after="40"/>
+      </w:pPr>
+      <w:r>
+        <w:t>아침 겉옷과 낮 더위가 동시에 성립하면 둘 중 하나를 삭제하지 않고 ‘아침은 서늘하고 낮은 더워요’처럼 구간별 문맥을 유지한다.</w:t>
+      </w:r>
+    </w:p>
+    <w:p>
+      <w:pPr>
+        <w:pStyle w:val="a0"/>
+        <w:spacing w:after="40"/>
+      </w:pPr>
+      <w:r>
+        <w:t>동일 목적 Recommendation은 가장 높은 severity 하나로 합치되 validFrom/validUntil과 reasonCodes는 보존한다.</w:t>
+      </w:r>
+    </w:p>
+    <w:p>
+      <w:pPr>
+        <w:pStyle w:val="a0"/>
+        <w:spacing w:after="40"/>
+      </w:pPr>
+      <w:r>
+        <w:t>사용자별 출퇴근 시간이 도입되면 고정 구간보다 사용자 설정을 우선하되, 안전 알림은 전체 유효 구간을 유지한다.</w:t>
+      </w:r>
+    </w:p>
+    <w:p>
+      <w:pPr>
+        <w:pStyle w:val="21"/>
+      </w:pPr>
+      <w:r>
+        <w:t>22.4 Config 버전 관리</w:t>
+      </w:r>
+    </w:p>
+    <w:p>
+      <w:pPr>
+        <w:pStyle w:val="a0"/>
+        <w:spacing w:after="40"/>
+      </w:pPr>
+      <w:r>
+        <w:t>rule_config에는 configVersion, effectiveFrom, metric, operator, threshold, unit, consecutiveSlots, releaseSlots를 기록한다.</w:t>
+      </w:r>
+    </w:p>
+    <w:p>
+      <w:pPr>
+        <w:pStyle w:val="a0"/>
+        <w:spacing w:after="40"/>
+      </w:pPr>
+      <w:r>
+        <w:t>Recommendation 응답에는 decisionVersion을 포함해 어떤 기준으로 생성됐는지 추적 가능하게 한다.</w:t>
+      </w:r>
+    </w:p>
+    <w:p>
+      <w:pPr>
+        <w:pStyle w:val="a0"/>
+        <w:spacing w:after="40"/>
+      </w:pPr>
+      <w:r>
+        <w:t>Threshold 변경 시 과거 Snapshot 재생 테스트로 추천 수, 안전 경고 누락, 알림 피로도를 비교한다.</w:t>
+      </w:r>
+    </w:p>
+    <w:p>
+      <w:pPr>
+        <w:pStyle w:val="1"/>
+      </w:pPr>
+      <w:r>
+        <w:t>23. 생활 문구 카탈로그 v1</w:t>
+      </w:r>
+    </w:p>
+    <w:p>
+      <w:r>
+        <w:t>문구는 Rule을 다시 계산하지 않는다. RecommendationType/LifestyleInsightType, 시간 구간, severity, validFrom을 입력으로 카탈로그 후보를 선택한다. 같은 날 같은 installationId와 decisionVersion에는 같은 문구를 반환하는 deterministic selection을 사용한다.</w:t>
+      </w:r>
+    </w:p>
+    <w:p>
+      <w:pPr>
+        <w:pStyle w:val="a0"/>
+        <w:spacing w:after="40"/>
+      </w:pPr>
+      <w:r>
+        <w:t>Main: 행동 중심 1~2줄, 숫자 최소화</w:t>
+      </w:r>
+    </w:p>
+    <w:p>
+      <w:pPr>
+        <w:pStyle w:val="a0"/>
+        <w:spacing w:after="40"/>
+      </w:pPr>
+      <w:r>
+        <w:t>Today: 필요한 준비물과 ‘언제’를 함께 표현</w:t>
+      </w:r>
+    </w:p>
+    <w:p>
+      <w:pPr>
+        <w:pStyle w:val="a0"/>
+        <w:spacing w:after="40"/>
+      </w:pPr>
+      <w:r>
+        <w:t>Detail: 확률·양·체감·바람 등 근거 수치를 별도 UI에서 제공</w:t>
+      </w:r>
+    </w:p>
+    <w:p>
+      <w:pPr>
+        <w:pStyle w:val="a0"/>
+        <w:spacing w:after="40"/>
+      </w:pPr>
+      <w:r>
+        <w:t>안전 문구는 완곡하게 흐리지 않고 ‘주의’, ‘천천히’, ‘여유 있게’를 사용</w:t>
+      </w:r>
+    </w:p>
+    <w:p>
+      <w:pPr>
+        <w:pStyle w:val="a0"/>
+        <w:spacing w:after="40"/>
+      </w:pPr>
+      <w:r>
+        <w:t>동일 문구 연속 노출은 피하되 사실과 시간 구간은 바꾸지 않는다</w:t>
+      </w:r>
+    </w:p>
+    <w:p>
+      <w:pPr>
+        <w:pStyle w:val="21"/>
+      </w:pPr>
+      <w:r>
+        <w:t>23.1 Recommendation 문구</w:t>
+      </w:r>
+    </w:p>
+    <w:p>
+      <w:pPr>
+        <w:pStyle w:val="31"/>
+      </w:pPr>
+      <w:r>
+        <w:t>UMBRELLA / 우산</w:t>
+      </w:r>
+    </w:p>
+    <w:p>
+      <w:pPr>
+        <w:pStyle w:val="a0"/>
+        <w:spacing w:after="40"/>
+      </w:pPr>
+      <w:r>
+        <w:t>오후 비가 예상돼요. 우산을 챙겨요.</w:t>
+      </w:r>
+    </w:p>
+    <w:p>
+      <w:pPr>
+        <w:pStyle w:val="a0"/>
+        <w:spacing w:after="40"/>
+      </w:pPr>
+      <w:r>
+        <w:t>외출 중 비를 만날 수 있어요. 접이식 우산이 있으면 좋아요.</w:t>
+      </w:r>
+    </w:p>
+    <w:p>
+      <w:pPr>
+        <w:pStyle w:val="a0"/>
+        <w:spacing w:after="40"/>
+      </w:pPr>
+      <w:r>
+        <w:t>퇴근 무렵 비 가능성이 높아요. 나가기 전에 우산을 확인하세요.</w:t>
+      </w:r>
+    </w:p>
+    <w:p>
+      <w:pPr>
+        <w:pStyle w:val="31"/>
+      </w:pPr>
+      <w:r>
+        <w:t>PARASOL / 양산</w:t>
+      </w:r>
+    </w:p>
+    <w:p>
+      <w:pPr>
+        <w:pStyle w:val="a0"/>
+        <w:spacing w:after="40"/>
+      </w:pPr>
+      <w:r>
+        <w:t>낮에는 햇볕이 강할 가능성이 있어요. 양산이 있으면 좋아요.</w:t>
+      </w:r>
+    </w:p>
+    <w:p>
+      <w:pPr>
+        <w:pStyle w:val="a0"/>
+        <w:spacing w:after="40"/>
+      </w:pPr>
+      <w:r>
+        <w:t>한낮 햇볕을 오래 받기 쉬워요. 가벼운 양산을 챙겨요.</w:t>
+      </w:r>
+    </w:p>
+    <w:p>
+      <w:pPr>
+        <w:pStyle w:val="a0"/>
+        <w:spacing w:after="40"/>
+      </w:pPr>
+      <w:r>
+        <w:t>그늘이 적은 길을 걷는다면 양산이 도움이 돼요.</w:t>
+      </w:r>
+    </w:p>
+    <w:p>
+      <w:pPr>
+        <w:pStyle w:val="31"/>
+      </w:pPr>
+      <w:r>
+        <w:t>HEAVY_SNOW_CAUTION / 폭설 주의</w:t>
+      </w:r>
+    </w:p>
+    <w:p>
+      <w:pPr>
+        <w:pStyle w:val="a0"/>
+        <w:spacing w:after="40"/>
+      </w:pPr>
+      <w:r>
+        <w:t>많은 눈이 예상돼요. 이동할 때 주의하세요.</w:t>
+      </w:r>
+    </w:p>
+    <w:p>
+      <w:pPr>
+        <w:pStyle w:val="a0"/>
+        <w:spacing w:after="40"/>
+      </w:pPr>
+      <w:r>
+        <w:t>눈이 쌓일 수 있어요. 미끄럼에 유의하고 여유 있게 출발하세요.</w:t>
+      </w:r>
+    </w:p>
+    <w:p>
+      <w:pPr>
+        <w:pStyle w:val="a0"/>
+        <w:spacing w:after="40"/>
+      </w:pPr>
+      <w:r>
+        <w:t>강설 시간대에는 보행과 운전 속도를 낮춰주세요.</w:t>
+      </w:r>
+    </w:p>
+    <w:p>
+      <w:pPr>
+        <w:pStyle w:val="31"/>
+      </w:pPr>
+      <w:r>
+        <w:t>OUTERWEAR / 겉옷</w:t>
+      </w:r>
+    </w:p>
+    <w:p>
+      <w:pPr>
+        <w:pStyle w:val="a0"/>
+        <w:spacing w:after="40"/>
+      </w:pPr>
+      <w:r>
+        <w:t>아침저녁이 쌀쌀하고 바람이 있어요. 가벼운 겉옷을 챙겨요.</w:t>
+      </w:r>
+    </w:p>
+    <w:p>
+      <w:pPr>
+        <w:pStyle w:val="a0"/>
+        <w:spacing w:after="40"/>
+      </w:pPr>
+      <w:r>
+        <w:t>시간대별 체감 차이가 커요. 벗기 쉬운 겉옷이 편해요.</w:t>
+      </w:r>
+    </w:p>
+    <w:p>
+      <w:pPr>
+        <w:pStyle w:val="a0"/>
+        <w:spacing w:after="40"/>
+      </w:pPr>
+      <w:r>
+        <w:t>바람 때문에 숫자보다 서늘할 수 있어요. 얇은 겉옷을 준비하세요.</w:t>
+      </w:r>
+    </w:p>
+    <w:p>
+      <w:pPr>
+        <w:pStyle w:val="31"/>
+      </w:pPr>
+      <w:r>
+        <w:t>MASK / 마스크</w:t>
+      </w:r>
+    </w:p>
+    <w:p>
+      <w:pPr>
+        <w:pStyle w:val="a0"/>
+        <w:spacing w:after="40"/>
+      </w:pPr>
+      <w:r>
+        <w:t>미세먼지가 높아 외출 시 마스크를 챙겨요.</w:t>
+      </w:r>
+    </w:p>
+    <w:p>
+      <w:pPr>
+        <w:pStyle w:val="a0"/>
+        <w:spacing w:after="40"/>
+      </w:pPr>
+      <w:r>
+        <w:t>대기질이 좋지 않은 시간이 있어요. 민감하다면 마스크를 준비하세요.</w:t>
+      </w:r>
+    </w:p>
+    <w:p>
+      <w:pPr>
+        <w:pStyle w:val="a0"/>
+        <w:spacing w:after="40"/>
+      </w:pPr>
+      <w:r>
+        <w:t>긴 야외활동을 한다면 마스크가 도움이 될 수 있어요.</w:t>
+      </w:r>
+    </w:p>
+    <w:p>
+      <w:pPr>
+        <w:pStyle w:val="31"/>
+      </w:pPr>
+      <w:r>
+        <w:t>WATER / 물</w:t>
+      </w:r>
+    </w:p>
+    <w:p>
+      <w:pPr>
+        <w:pStyle w:val="a0"/>
+        <w:spacing w:after="40"/>
+      </w:pPr>
+      <w:r>
+        <w:t>체감온도가 높아 수분 보충이 중요해요.</w:t>
+      </w:r>
+    </w:p>
+    <w:p>
+      <w:pPr>
+        <w:pStyle w:val="a0"/>
+        <w:spacing w:after="40"/>
+      </w:pPr>
+      <w:r>
+        <w:t>더운 시간이 이어져요. 작은 물병을 가까이 두세요.</w:t>
+      </w:r>
+    </w:p>
+    <w:p>
+      <w:pPr>
+        <w:pStyle w:val="a0"/>
+        <w:spacing w:after="40"/>
+      </w:pPr>
+      <w:r>
+        <w:t>갈증을 느끼기 전부터 조금씩 자주 마셔요.</w:t>
+      </w:r>
+    </w:p>
+    <w:p>
+      <w:pPr>
+        <w:pStyle w:val="31"/>
+      </w:pPr>
+      <w:r>
+        <w:t>SUNSCREEN / 선크림</w:t>
+      </w:r>
+    </w:p>
+    <w:p>
+      <w:pPr>
+        <w:pStyle w:val="a0"/>
+        <w:spacing w:after="40"/>
+      </w:pPr>
+      <w:r>
+        <w:t>자외선이 강해요. 선크림을 챙겨요.</w:t>
+      </w:r>
+    </w:p>
+    <w:p>
+      <w:pPr>
+        <w:pStyle w:val="a0"/>
+        <w:spacing w:after="40"/>
+      </w:pPr>
+      <w:r>
+        <w:t>한낮 자외선 노출이 커요. 외출 전에 선크림을 발라요.</w:t>
+      </w:r>
+    </w:p>
+    <w:p>
+      <w:pPr>
+        <w:pStyle w:val="a0"/>
+        <w:spacing w:after="40"/>
+      </w:pPr>
+      <w:r>
+        <w:t>야외 일정이 있다면 선크림을 덧바를 준비를 하세요.</w:t>
+      </w:r>
+    </w:p>
+    <w:p>
+      <w:pPr>
+        <w:pStyle w:val="21"/>
+      </w:pPr>
+      <w:r>
+        <w:t>23.2 Lifestyle 문구</w:t>
+      </w:r>
+    </w:p>
+    <w:p>
+      <w:pPr>
+        <w:pStyle w:val="31"/>
+      </w:pPr>
+      <w:r>
+        <w:t>LAUNDRY_GOOD / 빨래</w:t>
+      </w:r>
+    </w:p>
+    <w:p>
+      <w:pPr>
+        <w:pStyle w:val="a0"/>
+        <w:spacing w:after="40"/>
+      </w:pPr>
+      <w:r>
+        <w:t>빨래는 오전에 끝내요. 오후 비 전에 마르기 좋아요.</w:t>
+      </w:r>
+    </w:p>
+    <w:p>
+      <w:pPr>
+        <w:pStyle w:val="a0"/>
+        <w:spacing w:after="40"/>
+      </w:pPr>
+      <w:r>
+        <w:t>건조하기 무난한 날이에요. 바람이 강해지기 전 단단히 고정하세요.</w:t>
+      </w:r>
+    </w:p>
+    <w:p>
+      <w:pPr>
+        <w:pStyle w:val="31"/>
+      </w:pPr>
+      <w:r>
+        <w:t>OUTDOOR_ACTIVITY_CAUTION / 산책</w:t>
+      </w:r>
+    </w:p>
+    <w:p>
+      <w:pPr>
+        <w:pStyle w:val="a0"/>
+        <w:spacing w:after="40"/>
+      </w:pPr>
+      <w:r>
+        <w:t>야외활동은 짧게 나눠요. 불편한 시간대를 피하고 쉬어가세요.</w:t>
+      </w:r>
+    </w:p>
+    <w:p>
+      <w:pPr>
+        <w:pStyle w:val="a0"/>
+        <w:spacing w:after="40"/>
+      </w:pPr>
+      <w:r>
+        <w:t>산책 시간을 옮겨보세요. 덜 덥고 바람이 잔잔한 시간이 편안해요.</w:t>
+      </w:r>
+    </w:p>
+    <w:p>
+      <w:pPr>
+        <w:pStyle w:val="31"/>
+      </w:pPr>
+      <w:r>
+        <w:t>VENTILATION_GOOD / 환기</w:t>
+      </w:r>
+    </w:p>
+    <w:p>
+      <w:pPr>
+        <w:pStyle w:val="a0"/>
+        <w:spacing w:after="40"/>
+      </w:pPr>
+      <w:r>
+        <w:t>환기하기 무난한 시간이에요. 10분 정도 창문을 열어보세요.</w:t>
+      </w:r>
+    </w:p>
+    <w:p>
+      <w:pPr>
+        <w:pStyle w:val="a0"/>
+        <w:spacing w:after="40"/>
+      </w:pPr>
+      <w:r>
+        <w:t>비와 강한 바람이 없는 시간에 실내 공기를 짧게 바꿔주세요.</w:t>
+      </w:r>
+    </w:p>
+    <w:p>
+      <w:pPr>
+        <w:pStyle w:val="31"/>
+      </w:pPr>
+      <w:r>
+        <w:t>VERY_HOT_AND_HUMID / 더위</w:t>
+      </w:r>
+    </w:p>
+    <w:p>
+      <w:pPr>
+        <w:pStyle w:val="a0"/>
+        <w:spacing w:after="40"/>
+      </w:pPr>
+      <w:r>
+        <w:t>땀이 쉽게 나는 날이에요. 한낮 활동을 줄이고 쉬어가세요.</w:t>
+      </w:r>
+    </w:p>
+    <w:p>
+      <w:pPr>
+        <w:pStyle w:val="a0"/>
+        <w:spacing w:after="40"/>
+      </w:pPr>
+      <w:r>
+        <w:t>몸이 더 덥게 느낄 수 있어요. 얇고 통풍이 잘되는 옷이 편안해요.</w:t>
+      </w:r>
+    </w:p>
+    <w:p>
+      <w:pPr>
+        <w:pStyle w:val="31"/>
+      </w:pPr>
+      <w:r>
+        <w:t>COOLER_THAN_TEMPERATURE / 체감 추위</w:t>
+      </w:r>
+    </w:p>
+    <w:p>
+      <w:pPr>
+        <w:pStyle w:val="a0"/>
+        <w:spacing w:after="40"/>
+      </w:pPr>
+      <w:r>
+        <w:t>숫자보다 서늘하게 느껴져요. 바람을 막을 옷이 좋아요.</w:t>
+      </w:r>
+    </w:p>
+    <w:p>
+      <w:pPr>
+        <w:pStyle w:val="a0"/>
+        <w:spacing w:after="40"/>
+      </w:pPr>
+      <w:r>
+        <w:t>표시 기온만 믿기보다 얇은 겉옷을 쉽게 꺼낼 수 있게 준비하세요.</w:t>
+      </w:r>
+    </w:p>
+    <w:p>
+      <w:pPr>
+        <w:pStyle w:val="31"/>
+      </w:pPr>
+      <w:r>
+        <w:t>SNOW_TRAVEL_CAUTION / 눈길</w:t>
+      </w:r>
+    </w:p>
+    <w:p>
+      <w:pPr>
+        <w:pStyle w:val="a0"/>
+        <w:spacing w:after="40"/>
+      </w:pPr>
+      <w:r>
+        <w:t>눈길 이동은 천천히. 평소보다 일찍 출발하세요.</w:t>
+      </w:r>
+    </w:p>
+    <w:p>
+      <w:pPr>
+        <w:pStyle w:val="a0"/>
+        <w:spacing w:after="40"/>
+      </w:pPr>
+      <w:r>
+        <w:t>보행과 운전에 여유가 필요해요. 안전거리를 충분히 둬요.</w:t>
+      </w:r>
+    </w:p>
+    <w:p>
+      <w:pPr>
+        <w:pStyle w:val="21"/>
+      </w:pPr>
+      <w:r>
+        <w:t>23.3 문구 선택 및 저장</w:t>
+      </w:r>
+    </w:p>
+    <w:p>
+      <w:pPr>
+        <w:pStyle w:val="a0"/>
+        <w:spacing w:after="40"/>
+      </w:pPr>
+      <w:r>
+        <w:t>초기 구현은 소스의 recommendationMessageCatalog와 lifestyleMessageCatalog를 fallback으로 사용한다.</w:t>
+      </w:r>
+    </w:p>
+    <w:p>
+      <w:pPr>
+        <w:pStyle w:val="a0"/>
+        <w:spacing w:after="40"/>
+      </w:pPr>
+      <w:r>
+        <w:t>D1로 이전할 경우 message_key, context_key, variant_no, title_template, body_template, enabled, effective_from, effective_to, version을 저장한다.</w:t>
+      </w:r>
+    </w:p>
+    <w:p>
+      <w:pPr>
+        <w:pStyle w:val="a0"/>
+        <w:spacing w:after="40"/>
+      </w:pPr>
+      <w:r>
+        <w:t>DB 조회 실패나 카탈로그 미배포 시에도 fallback 문구로 Today 응답을 완성한다.</w:t>
+      </w:r>
+    </w:p>
+    <w:p>
+      <w:pPr>
+        <w:pStyle w:val="a0"/>
+        <w:spacing w:after="40"/>
+      </w:pPr>
+      <w:r>
+        <w:t>문구 변경은 Rule/Threshold 변경과 분리해 배포하고, 금칙어·중복·길이 검사를 통과해야 활성화한다.</w:t>
+      </w:r>
+    </w:p>
+    <w:p>
+      <w:pPr>
+        <w:pStyle w:val="1"/>
+      </w:pPr>
+      <w:r>
+        <w:t>24. Today API hourly 확장</w:t>
+      </w:r>
+    </w:p>
+    <w:p>
+      <w:r>
+        <w:t>GET /api/v1/weather/today 응답은 current와 별도로 hourly 배열을 반환한다. 앱 Detail은 hourly를 표시하되 판단은 서버가 완료한 Recommendation을 신뢰한다.</w:t>
+      </w:r>
+    </w:p>
+    <w:p>
+      <w:pPr>
+        <w:pStyle w:val="CodeBlock"/>
+      </w:pPr>
+      <w:r>
+        <w:t>{ "observedAt":"2026-08-18T18:00:00+09:00", "temperature":27.0, "apparentTemperature":29.0, "precipitationProbability":75, "precipitationAmount":3.2, "snowProbability":0, "snowfallAmount":0, "windSpeed":5.8, "skyCondition":"비" }</w:t>
+      </w:r>
+    </w:p>
+    <w:p>
+      <w:pPr>
+        <w:pStyle w:val="a0"/>
+        <w:spacing w:after="40"/>
+      </w:pPr>
+      <w:r>
+        <w:t>hourly는 Region 시간대 기준 최소 24시간, 권장 48시간을 시간순으로 반환한다.</w:t>
+      </w:r>
+    </w:p>
+    <w:p>
+      <w:pPr>
+        <w:pStyle w:val="a0"/>
+        <w:spacing w:after="40"/>
+      </w:pPr>
+      <w:r>
+        <w:t>수치 필드는 nullable이며 결측을 0으로 직렬화하지 않는다.</w:t>
+      </w:r>
+    </w:p>
+    <w:p>
+      <w:pPr>
+        <w:pStyle w:val="a0"/>
+        <w:spacing w:after="40"/>
+      </w:pPr>
+      <w:r>
+        <w:t>응답에 decisionVersion, generatedAt, dataStatus(AVAILABLE/PARTIAL/UNAVAILABLE)를 추가할 수 있도록 계약을 확장 가능하게 유지한다.</w:t>
+      </w:r>
+    </w:p>
+    <w:p>
+      <w:pPr>
+        <w:pStyle w:val="a0"/>
+        <w:spacing w:after="40"/>
+      </w:pPr>
+      <w:r>
+        <w:t>현재 Dummy Provider 단계에서는 샘플 hourly를 반환하며 실제 Provider 연결 후 정규화·캐시·Rule 집계로 교체한다.</w:t>
+      </w:r>
+    </w:p>
+    <w:p>
+      <w:pPr>
+        <w:pStyle w:val="1"/>
+      </w:pPr>
+      <w:r>
+        <w:t>25. 추가 테스트 요구사항</w:t>
+      </w:r>
+    </w:p>
+    <w:p>
+      <w:pPr>
+        <w:pStyle w:val="a0"/>
+        <w:spacing w:after="40"/>
+      </w:pPr>
+      <w:r>
+        <w:t>시간 순서가 섞인 hourly가 정렬되고 동일 timestamp가 중복 제거되는지 검증</w:t>
+      </w:r>
+    </w:p>
+    <w:p>
+      <w:pPr>
+        <w:pStyle w:val="a0"/>
+        <w:spacing w:after="40"/>
+      </w:pPr>
+      <w:r>
+        <w:t>40%/70% 강수 경계와 35%/65% 강설 경계의 바로 아래·같음·바로 위 테스트</w:t>
+      </w:r>
+    </w:p>
+    <w:p>
+      <w:pPr>
+        <w:pStyle w:val="a0"/>
+        <w:spacing w:after="40"/>
+      </w:pPr>
+      <w:r>
+        <w:t>2슬롯 Trigger와 2슬롯 Release hysteresis가 경계값 진동을 막는지 검증</w:t>
+      </w:r>
+    </w:p>
+    <w:p>
+      <w:pPr>
+        <w:pStyle w:val="a0"/>
+        <w:spacing w:after="40"/>
+      </w:pPr>
+      <w:r>
+        <w:t>체감온도 33°C 2슬롯 및 35°C 1슬롯에서 WATER가 생성되는지 검증</w:t>
+      </w:r>
+    </w:p>
+    <w:p>
+      <w:pPr>
+        <w:pStyle w:val="a0"/>
+        <w:spacing w:after="40"/>
+      </w:pPr>
+      <w:r>
+        <w:t>풍속 6m/s가 추운 조건에서는 OUTERWEAR를 강화하고 따뜻한 조건에서는 야외활동 주의를 강화하는지 검증</w:t>
+      </w:r>
+    </w:p>
+    <w:p>
+      <w:pPr>
+        <w:pStyle w:val="a0"/>
+        <w:spacing w:after="40"/>
+      </w:pPr>
+      <w:r>
+        <w:t>강수량/강설량 결측을 0으로 간주해 안전 Fact가 누락되지 않는지 검증</w:t>
+      </w:r>
+    </w:p>
+    <w:p>
+      <w:pPr>
+        <w:pStyle w:val="a0"/>
+        <w:spacing w:after="40"/>
+      </w:pPr>
+      <w:r>
+        <w:t>같은 installationId·decisionVersion에서 문구 variant가 안정적으로 선택되는지 검증</w:t>
+      </w:r>
+    </w:p>
+    <w:p>
+      <w:pPr>
+        <w:pStyle w:val="a0"/>
+        <w:spacing w:after="40"/>
+      </w:pPr>
+      <w:r>
+        <w:t>카탈로그 조회 실패 시 fallback 문구로 API가 정상 응답하는지 검증</w:t>
       </w:r>
     </w:p>
     <w:sectPr>

--- a/docs/날씨챙겨_서버_개발명세.docx
+++ b/docs/날씨챙겨_서버_개발명세.docx
@@ -79,7 +79,7 @@
         <w:jc w:val="center"/>
       </w:pPr>
       <w:r>
-        <w:t>개정일 2026-08-18</w:t>
+        <w:t>개정일 2026-08-21</w:t>
       </w:r>
     </w:p>
     <w:p>
@@ -785,6 +785,7 @@
       <w:tr>
         <w:trPr>
           <w:jc w:val="center"/>
+          <w:tblHeader w:val="true"/>
         </w:trPr>
         <w:tc>
           <w:tcPr>
@@ -3765,6 +3766,7 @@
       <w:tr>
         <w:trPr>
           <w:jc w:val="center"/>
+          <w:tblHeader w:val="true"/>
         </w:trPr>
         <w:tc>
           <w:tcPr>
@@ -4862,6 +4864,7 @@
       <w:tr>
         <w:trPr>
           <w:jc w:val="center"/>
+          <w:tblHeader w:val="true"/>
         </w:trPr>
         <w:tc>
           <w:tcPr>
@@ -6087,6 +6090,7 @@
       <w:tr>
         <w:trPr>
           <w:jc w:val="center"/>
+          <w:tblHeader w:val="true"/>
         </w:trPr>
         <w:tc>
           <w:tcPr>
@@ -8174,6 +8178,7 @@
       <w:tr>
         <w:trPr>
           <w:jc w:val="center"/>
+          <w:tblHeader w:val="true"/>
         </w:trPr>
         <w:tc>
           <w:tcPr>
@@ -10224,6 +10229,7 @@
       <w:tr>
         <w:trPr>
           <w:jc w:val="center"/>
+          <w:tblHeader w:val="true"/>
         </w:trPr>
         <w:tc>
           <w:tcPr>
@@ -15600,6 +15606,7 @@
     <w:p>
       <w:pPr>
         <w:pStyle w:val="31"/>
+        <w:spacing w:after="140"/>
       </w:pPr>
       <w:r>
         <w:t>PARASOL / 양산</w:t>
@@ -16069,7 +16076,7 @@
         <w:spacing w:after="40"/>
       </w:pPr>
       <w:r>
-        <w:t>현재 Dummy Provider 단계에서는 샘플 hourly를 반환하며 실제 Provider 연결 후 정규화·캐시·Rule 집계로 교체한다.</w:t>
+        <w:t>현재 구현은 기상청 단기예보, 기상청 생활기상지수 V5 자외선, 에어코리아 PM10·PM2.5·오존을 실제 Provider로 조회한다. 환경 데이터는 D1 캐시와 제한된 stale-if-error를 적용하고 Today 응답에 병합한다.</w:t>
       </w:r>
     </w:p>
     <w:p>
@@ -16150,6 +16157,305 @@
       </w:pPr>
       <w:r>
         <w:t>카탈로그 조회 실패 시 fallback 문구로 API가 정상 응답하는지 검증</w:t>
+      </w:r>
+    </w:p>
+    <w:p>
+      <w:r>
+        <w:br w:type="page"/>
+      </w:r>
+    </w:p>
+    <w:p>
+      <w:pPr>
+        <w:pStyle w:val="1"/>
+      </w:pPr>
+      <w:r>
+        <w:t>26. 환경 데이터 Provider 운영 계약</w:t>
+      </w:r>
+    </w:p>
+    <w:p>
+      <w:r>
+        <w:t>Today API는 단기예보를 핵심 데이터로 유지하면서 자외선과 대기질을 독립 Provider로 병렬 조회한다. 환경 Provider 장애는 기온·강수 응답 전체 실패로 전파하지 않는다.</w:t>
+      </w:r>
+    </w:p>
+    <w:p>
+      <w:pPr>
+        <w:pStyle w:val="21"/>
+      </w:pPr>
+      <w:r>
+        <w:t>26.1 데이터 소스와 시간 의미</w:t>
+      </w:r>
+    </w:p>
+    <w:tbl>
+      <w:tblPr>
+        <w:tblStyle w:val="af9"/>
+        <w:tblW w:type="auto" w:w="0"/>
+        <w:tblLayout w:type="fixed"/>
+        <w:tblLook w:firstColumn="1" w:firstRow="1" w:lastColumn="0" w:lastRow="0" w:noHBand="0" w:noVBand="1" w:val="04A0"/>
+      </w:tblPr>
+      <w:tblGrid>
+        <w:gridCol w:w="2550"/>
+        <w:gridCol w:w="2550"/>
+        <w:gridCol w:w="2550"/>
+        <w:gridCol w:w="2550"/>
+      </w:tblGrid>
+      <w:tr>
+        <w:trPr>
+          <w:tblHeader w:val="true"/>
+        </w:trPr>
+        <w:tc>
+          <w:tcPr>
+            <w:tcW w:type="dxa" w:w="1700"/>
+            <w:shd w:fill="DCEAF7"/>
+          </w:tcPr>
+          <w:p>
+            <w:r>
+              <w:rPr>
+                <w:b/>
+              </w:rPr>
+              <w:t>데이터</w:t>
+            </w:r>
+          </w:p>
+        </w:tc>
+        <w:tc>
+          <w:tcPr>
+            <w:tcW w:type="dxa" w:w="2890"/>
+            <w:shd w:fill="DCEAF7"/>
+          </w:tcPr>
+          <w:p>
+            <w:r>
+              <w:rPr>
+                <w:b/>
+              </w:rPr>
+              <w:t>공식 소스</w:t>
+            </w:r>
+          </w:p>
+        </w:tc>
+        <w:tc>
+          <w:tcPr>
+            <w:tcW w:type="dxa" w:w="3060"/>
+            <w:shd w:fill="DCEAF7"/>
+          </w:tcPr>
+          <w:p>
+            <w:r>
+              <w:rPr>
+                <w:b/>
+              </w:rPr>
+              <w:t>시간 의미</w:t>
+            </w:r>
+          </w:p>
+        </w:tc>
+        <w:tc>
+          <w:tcPr>
+            <w:tcW w:type="dxa" w:w="2550"/>
+            <w:shd w:fill="DCEAF7"/>
+          </w:tcPr>
+          <w:p>
+            <w:r>
+              <w:rPr>
+                <w:b/>
+              </w:rPr>
+              <w:t>병합 위치</w:t>
+            </w:r>
+          </w:p>
+        </w:tc>
+      </w:tr>
+      <w:tr>
+        <w:tc>
+          <w:tcPr>
+            <w:tcW w:type="dxa" w:w="1700"/>
+          </w:tcPr>
+          <w:p>
+            <w:r>
+              <w:t>기온·강수·습도·바람</w:t>
+            </w:r>
+          </w:p>
+        </w:tc>
+        <w:tc>
+          <w:tcPr>
+            <w:tcW w:type="dxa" w:w="2890"/>
+          </w:tcPr>
+          <w:p>
+            <w:r>
+              <w:t>기상청 단기예보</w:t>
+            </w:r>
+          </w:p>
+        </w:tc>
+        <w:tc>
+          <w:tcPr>
+            <w:tcW w:type="dxa" w:w="3060"/>
+          </w:tcPr>
+          <w:p>
+            <w:r>
+              <w:t>1시간 예보 슬롯</w:t>
+            </w:r>
+          </w:p>
+        </w:tc>
+        <w:tc>
+          <w:tcPr>
+            <w:tcW w:type="dxa" w:w="2550"/>
+          </w:tcPr>
+          <w:p>
+            <w:r>
+              <w:t>current + hourly</w:t>
+            </w:r>
+          </w:p>
+        </w:tc>
+      </w:tr>
+      <w:tr>
+        <w:tc>
+          <w:tcPr>
+            <w:tcW w:type="dxa" w:w="1700"/>
+          </w:tcPr>
+          <w:p>
+            <w:r>
+              <w:t>자외선</w:t>
+            </w:r>
+          </w:p>
+        </w:tc>
+        <w:tc>
+          <w:tcPr>
+            <w:tcW w:type="dxa" w:w="2890"/>
+          </w:tcPr>
+          <w:p>
+            <w:r>
+              <w:t>생활기상지수 V5 getUVIdxV5</w:t>
+            </w:r>
+          </w:p>
+        </w:tc>
+        <w:tc>
+          <w:tcPr>
+            <w:tcW w:type="dxa" w:w="3060"/>
+          </w:tcPr>
+          <w:p>
+            <w:r>
+              <w:t>3시간 간격, 최대 75시간 예측</w:t>
+            </w:r>
+          </w:p>
+        </w:tc>
+        <w:tc>
+          <w:tcPr>
+            <w:tcW w:type="dxa" w:w="2550"/>
+          </w:tcPr>
+          <w:p>
+            <w:r>
+              <w:t>current + 해당 hourly</w:t>
+            </w:r>
+          </w:p>
+        </w:tc>
+      </w:tr>
+      <w:tr>
+        <w:tc>
+          <w:tcPr>
+            <w:tcW w:type="dxa" w:w="1700"/>
+          </w:tcPr>
+          <w:p>
+            <w:r>
+              <w:t>PM10·PM2.5·오존</w:t>
+            </w:r>
+          </w:p>
+        </w:tc>
+        <w:tc>
+          <w:tcPr>
+            <w:tcW w:type="dxa" w:w="2890"/>
+          </w:tcPr>
+          <w:p>
+            <w:r>
+              <w:t>에어코리아 측정소별 실시간 관측</w:t>
+            </w:r>
+          </w:p>
+        </w:tc>
+        <w:tc>
+          <w:tcPr>
+            <w:tcW w:type="dxa" w:w="3060"/>
+          </w:tcPr>
+          <w:p>
+            <w:r>
+              <w:t>현재 관측값, 4시간 이내 자료만 허용</w:t>
+            </w:r>
+          </w:p>
+        </w:tc>
+        <w:tc>
+          <w:tcPr>
+            <w:tcW w:type="dxa" w:w="2550"/>
+          </w:tcPr>
+          <w:p>
+            <w:r>
+              <w:t>current + 첫 hourly</w:t>
+            </w:r>
+          </w:p>
+        </w:tc>
+      </w:tr>
+    </w:tbl>
+    <w:p>
+      <w:pPr>
+        <w:pStyle w:val="21"/>
+      </w:pPr>
+      <w:r>
+        <w:t>26.2 캐시와 부분 실패</w:t>
+      </w:r>
+    </w:p>
+    <w:p>
+      <w:pPr>
+        <w:pStyle w:val="a0"/>
+      </w:pPr>
+      <w:r>
+        <w:t>자외선은 2시간, 대기질은 30분 동안 D1 캐시를 신선한 값으로 사용한다.</w:t>
+      </w:r>
+    </w:p>
+    <w:p>
+      <w:pPr>
+        <w:pStyle w:val="a0"/>
+      </w:pPr>
+      <w:r>
+        <w:t>새 조회가 실패하면 자외선 최대 8시간, 대기질 최대 3시간의 이전 값만 STALE로 허용한다.</w:t>
+      </w:r>
+    </w:p>
+    <w:p>
+      <w:pPr>
+        <w:pStyle w:val="a0"/>
+      </w:pPr>
+      <w:r>
+        <w:t>environmentalSources.uv와 environmentalSources.airQuality는 AVAILABLE, CACHED, STALE, UNAVAILABLE, UNSUPPORTED_REGION을 반환한다.</w:t>
+      </w:r>
+    </w:p>
+    <w:p>
+      <w:pPr>
+        <w:pStyle w:val="a0"/>
+      </w:pPr>
+      <w:r>
+        <w:t>환경값이 없으면 nullable을 유지하고 current.qualityFlags에 원인을 기록한다. 0으로 대체하지 않는다.</w:t>
+      </w:r>
+    </w:p>
+    <w:p>
+      <w:pPr>
+        <w:pStyle w:val="21"/>
+      </w:pPr>
+      <w:r>
+        <w:t>26.3 운영 준비</w:t>
+      </w:r>
+    </w:p>
+    <w:p>
+      <w:pPr>
+        <w:pStyle w:val="a0"/>
+      </w:pPr>
+      <w:r>
+        <w:t>공공데이터포털에서 단기예보, 생활기상지수(5.0), 에어코리아 대기오염정보를 각각 활용신청한다.</w:t>
+      </w:r>
+    </w:p>
+    <w:p>
+      <w:pPr>
+        <w:pStyle w:val="a0"/>
+      </w:pPr>
+      <w:r>
+        <w:t>승인된 일반 인증키는 로컬 .dev.vars와 Worker secret KMA_SERVICE_KEY로만 주입하며 소스와 wrangler.toml에 저장하지 않는다.</w:t>
+      </w:r>
+    </w:p>
+    <w:p>
+      <w:pPr>
+        <w:pStyle w:val="a0"/>
+      </w:pPr>
+      <w:r>
+        <w:t>현재 지역 카탈로그는 수원 60:121(4111000000·인계동)과 서울 60:127(1100000000·종로구)을 지원한다. 위치 기능 확장 시 행정코드와 측정소를 함께 추가한다.</w:t>
       </w:r>
     </w:p>
     <w:sectPr>

--- a/docs/날씨챙겨_서버_개발명세.docx
+++ b/docs/날씨챙겨_서버_개발명세.docx
@@ -14793,7 +14793,7 @@
               <w:rPr>
                 <w:sz w:val="17"/>
               </w:rPr>
-              <w:t>확률 ≥35% 또는 강설량 ≥0.2cm/h</w:t>
+              <w:t>확률 ≥35% 또는 예상 신적설량 ≥0.2cm/h</w:t>
             </w:r>
           </w:p>
         </w:tc>
@@ -16456,6 +16456,59 @@
       </w:pPr>
       <w:r>
         <w:t>현재 지역 카탈로그는 수원 60:121(4111000000·인계동)과 서울 60:127(1100000000·종로구)을 지원한다. 위치 기능 확장 시 행정코드와 측정소를 함께 추가한다.</w:t>
+      </w:r>
+    </w:p>
+    <w:p>
+      <w:r>
+        <w:br w:type="page"/>
+      </w:r>
+    </w:p>
+    <w:p>
+      <w:pPr>
+        <w:pStyle w:val="1"/>
+      </w:pPr>
+      <w:r>
+        <w:t>현재 적설량과 신적설의 정의</w:t>
+      </w:r>
+    </w:p>
+    <w:p>
+      <w:pPr>
+        <w:spacing w:after="160"/>
+      </w:pPr>
+      <w:r>
+        <w:t>적설량은 기존에 내린 눈을 포함해 관측 시각에 지면에 쌓여 있는 눈의 수직 깊이(cm)다. 시간별 새로 쌓이는 눈이나 하루 최댓값을 현재 적설량으로 표시하지 않는다.</w:t>
+      </w:r>
+    </w:p>
+    <w:p>
+      <w:pPr>
+        <w:spacing w:after="160"/>
+      </w:pPr>
+      <w:r>
+        <w:t>단기예보 SNO와 예보 snowfallAmount는 해당 예보 시간 구간의 예상 신적설이다. 앱에는 예상 신적설로 표시하며, 누적 예보를 현재 남아 있는 눈의 깊이로 해석하지 않는다.</w:t>
+      </w:r>
+    </w:p>
+    <w:p>
+      <w:pPr>
+        <w:spacing w:after="160"/>
+      </w:pPr>
+      <w:r>
+        <w:t>과거 일관측 sd_day_max는 하루 동안 새로 내린 눈의 최대 깊이인 일 최심신적설이다. 앱에는 최심신적설로 표시한다. kma_snow_day.php sd=tot의 일 최심적설도 현재 적설량과 구분한다.</w:t>
+      </w:r>
+    </w:p>
+    <w:p>
+      <w:pPr>
+        <w:spacing w:after="160"/>
+      </w:pPr>
+      <w:r>
+        <w:t>현재 적설 원본은 kma_snow1.php의 sd=tot이며 사용자 지정 요청값은 snow=0이다. 활용승인과 실제 전체 지점 응답 검증은 완료됐고, 정규 운영 수집기·앱 연결은 남아 있다. 실제 응답 행의 TM을 관측 시각으로 사용한다.</w:t>
+      </w:r>
+    </w:p>
+    <w:p>
+      <w:pPr>
+        <w:spacing w:after="160"/>
+      </w:pPr>
+      <w:r>
+        <w:t>명시적 0cm는 정상 값이다. 음수 결측 코드·누락·수집 실패를 0cm로 바꾸지 않는다. 현재 적설의 인근 유효 관측값을 사용할 때 관측소·거리·실제 관측 시각을 보존한다.</w:t>
       </w:r>
     </w:p>
     <w:sectPr>
